--- a/docs/Orange_Innovation_Radar_Functional_Design_Document.docx
+++ b/docs/Orange_Innovation_Radar_Functional_Design_Document.docx
@@ -62,7 +62,7 @@
           <w:color w:val="1A1A1A"/>
           <w:sz w:val="22"/>
         </w:rPr>
-        <w:t>An opportunity space is a Vertical × Use case × Technology with a human-readable statement. It carries two scores that are never combined — attractiveness and right to win — plus conviction and competitive intensity as separate quantities beside them, a market size computed bottom-up from published statistics, a description bound to its own evidence, and a PDF brief a salesperson can take into a meeting. Every claim is bound to a dated, attributable source, and every number decomposes into named components.</w:t>
+        <w:t>An opportunity space is a Vertical × Use case × Technology with a human-readable statement. It carries two scores that are never combined — attractiveness and right to win — plus conviction and competitive intensity as separate quantities beside them, a market size computed bottom-up from published statistics, a description bound to its own evidence, a PDF brief a salesperson can take into a meeting and twelve further pieces of pre-sales collateral in the format each reader works in. A Planner turns the ranking into portfolio selection under a budget, and a five-year projection. Every claim is bound to a dated, attributable source, and every number decomposes into named components.</w:t>
       </w:r>
     </w:p>
     <w:tbl>
@@ -173,7 +173,7 @@
                 <w:color w:val="1A1A1A"/>
                 <w:sz w:val="18"/>
               </w:rPr>
-              <w:t>1.1</w:t>
+              <w:t>1.2</w:t>
             </w:r>
           </w:p>
         </w:tc>
@@ -275,7 +275,7 @@
                 <w:color w:val="1A1A1A"/>
                 <w:sz w:val="18"/>
               </w:rPr>
-              <w:t>21 August 2026</w:t>
+              <w:t>24 August 2026</w:t>
             </w:r>
           </w:p>
         </w:tc>
@@ -326,7 +326,7 @@
                 <w:color w:val="1A1A1A"/>
                 <w:sz w:val="18"/>
               </w:rPr>
-              <w:t>Innovation Radar MVP · pipeline version 0.1.0 · weight set w-2026-08-a</w:t>
+              <w:t>Innovation Radar MVP · pipeline 0.1.0 · weight set w-2026-08-a · sizing size-2026-08-a · economics econ-2026-08-a</w:t>
             </w:r>
           </w:p>
         </w:tc>
@@ -723,7 +723,52 @@
           <w:color w:val="1A1A1A"/>
           <w:sz w:val="21"/>
         </w:rPr>
+        <w:t>10b Creating an opportunity space on demand</w:t>
+      </w:r>
+    </w:p>
+    <w:p>
+      <w:pPr>
+        <w:spacing w:after="60"/>
+        <w:ind w:left="0"/>
+      </w:pPr>
+      <w:r>
+        <w:rPr>
+          <w:rFonts w:ascii="Calibri" w:hAnsi="Calibri"/>
+          <w:b/>
+          <w:color w:val="1A1A1A"/>
+          <w:sz w:val="21"/>
+        </w:rPr>
         <w:t>11  Market sizing</w:t>
+      </w:r>
+    </w:p>
+    <w:p>
+      <w:pPr>
+        <w:spacing w:after="60"/>
+        <w:ind w:left="0"/>
+      </w:pPr>
+      <w:r>
+        <w:rPr>
+          <w:rFonts w:ascii="Calibri" w:hAnsi="Calibri"/>
+          <w:b/>
+          <w:color w:val="1A1A1A"/>
+          <w:sz w:val="21"/>
+        </w:rPr>
+        <w:t>11b The Planner — from a ranked list to a portfolio</w:t>
+      </w:r>
+    </w:p>
+    <w:p>
+      <w:pPr>
+        <w:spacing w:after="60"/>
+        <w:ind w:left="454"/>
+      </w:pPr>
+      <w:r>
+        <w:rPr>
+          <w:rFonts w:ascii="Calibri" w:hAnsi="Calibri"/>
+          <w:b w:val="0"/>
+          <w:color w:val="5A5A5A"/>
+          <w:sz w:val="19"/>
+        </w:rPr>
+        <w:t>11b.1 Two sources  ·  11b.2 What is projected  ·  11b.3 What it refuses to do</w:t>
       </w:r>
     </w:p>
     <w:p>
@@ -753,7 +798,37 @@
           <w:color w:val="1A1A1A"/>
           <w:sz w:val="21"/>
         </w:rPr>
+        <w:t>12b Pre-sales collateral</w:t>
+      </w:r>
+    </w:p>
+    <w:p>
+      <w:pPr>
+        <w:spacing w:after="60"/>
+        <w:ind w:left="0"/>
+      </w:pPr>
+      <w:r>
+        <w:rPr>
+          <w:rFonts w:ascii="Calibri" w:hAnsi="Calibri"/>
+          <w:b/>
+          <w:color w:val="1A1A1A"/>
+          <w:sz w:val="21"/>
+        </w:rPr>
         <w:t>13  Users, journeys and screens</w:t>
+      </w:r>
+    </w:p>
+    <w:p>
+      <w:pPr>
+        <w:spacing w:after="60"/>
+        <w:ind w:left="454"/>
+      </w:pPr>
+      <w:r>
+        <w:rPr>
+          <w:rFonts w:ascii="Calibri" w:hAnsi="Calibri"/>
+          <w:b w:val="0"/>
+          <w:color w:val="5A5A5A"/>
+          <w:sz w:val="19"/>
+        </w:rPr>
+        <w:t>13.5  Signing in  ·  13.6  Removing an opportunity space</w:t>
       </w:r>
     </w:p>
     <w:p>
@@ -1096,7 +1171,7 @@
                 <w:color w:val="1A1A1A"/>
                 <w:sz w:val="19"/>
               </w:rPr>
-              <w:t>418 opportunity spaces over a corpus of 11,354 signals from 33 enabled sources across 34 refreshes. 7,267 of those signals are tier-1 — regulators, procurement portals, standards bodies and official statistics.</w:t>
+              <w:t>418 opportunity spaces over a corpus of 11,354 signals from 34 enabled sources across 40 refreshes. 7,267 of those signals are tier-1 — regulators, procurement portals, standards bodies and official statistics.</w:t>
             </w:r>
           </w:p>
           <w:p>
@@ -1111,7 +1186,7 @@
                 <w:color w:val="1A1A1A"/>
                 <w:sz w:val="19"/>
               </w:rPr>
-              <w:t>4,832 typed links onto the Orange Business Graph. 313 market-size computations, 181 competitive assessments, 174 long-form descriptions and 174 generated PDF briefs.</w:t>
+              <w:t>4,832 typed links onto the Orange Business Graph over 181 catalogued assets. 314 bottom-up market-size computations, 181 competitive assessments, 174 long-form descriptions and 174 generated PDF briefs.</w:t>
             </w:r>
           </w:p>
           <w:p>
@@ -1146,6 +1221,36 @@
           </w:p>
           <w:p>
             <w:pPr>
+              <w:spacing w:after="40"/>
+            </w:pPr>
+            <w:r>
+              <w:rPr>
+                <w:rFonts w:ascii="Calibri" w:hAnsi="Calibri"/>
+                <w:b w:val="0"/>
+                <w:i w:val="0"/>
+                <w:color w:val="1A1A1A"/>
+                <w:sz w:val="19"/>
+              </w:rPr>
+              <w:t>Seven stored portfolio plans, from both sources. The baseline parameter plan selects 51 spaces from 231 admissible ones under a stated budget; the workflow plan takes the two spaces the stage gate has moved to Demand-tested and schedules them without dropping either.</w:t>
+            </w:r>
+          </w:p>
+          <w:p>
+            <w:pPr>
+              <w:spacing w:after="40"/>
+            </w:pPr>
+            <w:r>
+              <w:rPr>
+                <w:rFonts w:ascii="Calibri" w:hAnsi="Calibri"/>
+                <w:b w:val="0"/>
+                <w:i w:val="0"/>
+                <w:color w:val="1A1A1A"/>
+                <w:sz w:val="19"/>
+              </w:rPr>
+              <w:t>Twelve pre-sales artefacts describable per space, in five output formats.</w:t>
+            </w:r>
+          </w:p>
+          <w:p>
+            <w:pPr>
               <w:spacing w:after="0"/>
             </w:pPr>
             <w:r>
@@ -1156,7 +1261,7 @@
                 <w:color w:val="1A1A1A"/>
                 <w:sz w:val="19"/>
               </w:rPr>
-              <w:t>294 automated tests covering the invariants that would be expensive to discover late.</w:t>
+              <w:t>Sign-in in front of every /api path, and a delete that states its impact before it is taken.</w:t>
             </w:r>
           </w:p>
         </w:tc>
@@ -2451,6 +2556,60 @@
     </w:p>
     <w:p>
       <w:pPr>
+        <w:pStyle w:val="ListBullet"/>
+        <w:spacing w:after="60"/>
+        <w:ind w:left="397"/>
+      </w:pPr>
+      <w:r>
+        <w:rPr>
+          <w:rFonts w:ascii="Calibri" w:hAnsi="Calibri"/>
+          <w:b/>
+          <w:i w:val="0"/>
+          <w:color w:val="1A1A1A"/>
+          <w:sz w:val="21"/>
+        </w:rPr>
+        <w:t>Portfolio planning</w:t>
+      </w:r>
+      <w:r>
+        <w:rPr>
+          <w:rFonts w:ascii="Calibri" w:hAnsi="Calibri"/>
+          <w:b w:val="0"/>
+          <w:i w:val="0"/>
+          <w:color w:val="1A1A1A"/>
+          <w:sz w:val="21"/>
+        </w:rPr>
+        <w:t xml:space="preserve"> answers the question a ranked list cannot: not which topic, but which SET — under a budget and a capacity, or over a set the stage gate has already committed to. See section 11b.</w:t>
+      </w:r>
+    </w:p>
+    <w:p>
+      <w:pPr>
+        <w:pStyle w:val="ListBullet"/>
+        <w:spacing w:after="60"/>
+        <w:ind w:left="397"/>
+      </w:pPr>
+      <w:r>
+        <w:rPr>
+          <w:rFonts w:ascii="Calibri" w:hAnsi="Calibri"/>
+          <w:b/>
+          <w:i w:val="0"/>
+          <w:color w:val="1A1A1A"/>
+          <w:sz w:val="21"/>
+        </w:rPr>
+        <w:t>Collateral production</w:t>
+      </w:r>
+      <w:r>
+        <w:rPr>
+          <w:rFonts w:ascii="Calibri" w:hAnsi="Calibri"/>
+          <w:b w:val="0"/>
+          <w:i w:val="0"/>
+          <w:color w:val="1A1A1A"/>
+          <w:sz w:val="21"/>
+        </w:rPr>
+        <w:t xml:space="preserve"> takes a qualified space through to the material a bid needs: twelve artefacts built from one snapshot of the space, each in the format its reader actually works in. See section 12b.</w:t>
+      </w:r>
+    </w:p>
+    <w:p>
+      <w:pPr>
         <w:spacing w:after="140" w:before="0"/>
       </w:pPr>
       <w:r>
@@ -10541,6 +10700,444 @@
         <w:rPr>
           <w:rFonts w:ascii="Calibri" w:hAnsi="Calibri"/>
         </w:rPr>
+        <w:t>10b   Creating an opportunity space on demand</w:t>
+      </w:r>
+    </w:p>
+    <w:p>
+      <w:pPr>
+        <w:spacing w:after="140" w:before="0"/>
+      </w:pPr>
+      <w:r>
+        <w:rPr>
+          <w:rFonts w:ascii="Calibri" w:hAnsi="Calibri"/>
+          <w:b w:val="0"/>
+          <w:i w:val="0"/>
+          <w:color w:val="1A1A1A"/>
+          <w:sz w:val="21"/>
+        </w:rPr>
+        <w:t>Everything described so far arrives from a scheduled refresh. Two further routes exist for the case a refresh cannot serve — somebody has a specific question now, about a cell of the grid the corpus has not yet been asked about. Both end in the same synthesis run under the same four defences; they differ only in what the person asking has to already know.</w:t>
+      </w:r>
+    </w:p>
+    <w:p>
+      <w:pPr>
+        <w:sectPr>
+          <w:pgSz w:w="11906" w:h="16838"/>
+          <w:pgMar w:top="1247" w:right="1247" w:bottom="1134" w:left="1247" w:header="720" w:footer="720" w:gutter="0"/>
+          <w:cols w:space="720"/>
+          <w:docGrid w:linePitch="360"/>
+        </w:sectPr>
+      </w:pPr>
+    </w:p>
+    <w:p>
+      <w:pPr>
+        <w:spacing w:after="80"/>
+        <w:jc w:val="center"/>
+      </w:pPr>
+      <w:r>
+        <w:drawing>
+          <wp:inline xmlns:a="http://schemas.openxmlformats.org/drawingml/2006/main" xmlns:pic="http://schemas.openxmlformats.org/drawingml/2006/picture">
+            <wp:extent cx="9504000" cy="5555182"/>
+            <wp:docPr id="8" name="Picture 8"/>
+            <wp:cNvGraphicFramePr>
+              <a:graphicFrameLocks noChangeAspect="1"/>
+            </wp:cNvGraphicFramePr>
+            <a:graphic>
+              <a:graphicData uri="http://schemas.openxmlformats.org/drawingml/2006/picture">
+                <pic:pic>
+                  <pic:nvPicPr>
+                    <pic:cNvPr id="0" name="fdd-14-generation-routes.png"/>
+                    <pic:cNvPicPr/>
+                  </pic:nvPicPr>
+                  <pic:blipFill>
+                    <a:blip r:embed="rId17"/>
+                    <a:stretch>
+                      <a:fillRect/>
+                    </a:stretch>
+                  </pic:blipFill>
+                  <pic:spPr>
+                    <a:xfrm>
+                      <a:off x="0" y="0"/>
+                      <a:ext cx="9504000" cy="5555182"/>
+                    </a:xfrm>
+                    <a:prstGeom prst="rect"/>
+                  </pic:spPr>
+                </pic:pic>
+              </a:graphicData>
+            </a:graphic>
+          </wp:inline>
+        </w:drawing>
+      </w:r>
+    </w:p>
+    <w:p>
+      <w:pPr>
+        <w:spacing w:after="0"/>
+        <w:jc w:val="left"/>
+      </w:pPr>
+      <w:r>
+        <w:rPr>
+          <w:rFonts w:ascii="Calibri" w:hAnsi="Calibri"/>
+          <w:i/>
+          <w:color w:val="5A5A5A"/>
+          <w:sz w:val="17"/>
+        </w:rPr>
+        <w:t>The corpus decides whether a run may happen. The model proposes what to run.</w:t>
+      </w:r>
+    </w:p>
+    <w:p>
+      <w:pPr>
+        <w:sectPr>
+          <w:pgSz w:w="16838" w:h="11906" w:orient="landscape"/>
+          <w:pgMar w:top="850" w:right="850" w:bottom="850" w:left="850" w:header="720" w:footer="720" w:gutter="0"/>
+          <w:cols w:space="720"/>
+          <w:docGrid w:linePitch="360"/>
+        </w:sectPr>
+      </w:pPr>
+    </w:p>
+    <w:p>
+      <w:pPr>
+        <w:pStyle w:val="Heading2"/>
+      </w:pPr>
+      <w:r>
+        <w:rPr>
+          <w:rFonts w:ascii="Calibri" w:hAnsi="Calibri"/>
+        </w:rPr>
+        <w:t>10b.1  The parameters route</w:t>
+      </w:r>
+    </w:p>
+    <w:p>
+      <w:pPr>
+        <w:spacing w:after="140" w:before="0"/>
+      </w:pPr>
+      <w:r>
+        <w:rPr>
+          <w:rFonts w:ascii="Calibri" w:hAnsi="Calibri"/>
+          <w:b w:val="0"/>
+          <w:i w:val="0"/>
+          <w:color w:val="1A1A1A"/>
+          <w:sz w:val="21"/>
+        </w:rPr>
+        <w:t xml:space="preserve">A strategist who knows the taxonomy picks a vertical, a use case, a technology and a horizon. Before anything is spent, the screen shows the opportunity spaces that </w:t>
+      </w:r>
+      <w:r>
+        <w:rPr>
+          <w:rFonts w:ascii="Calibri" w:hAnsi="Calibri"/>
+          <w:b/>
+          <w:i w:val="0"/>
+          <w:color w:val="1A1A1A"/>
+          <w:sz w:val="21"/>
+        </w:rPr>
+        <w:t>already</w:t>
+      </w:r>
+      <w:r>
+        <w:rPr>
+          <w:rFonts w:ascii="Calibri" w:hAnsi="Calibri"/>
+          <w:b w:val="0"/>
+          <w:i w:val="0"/>
+          <w:color w:val="1A1A1A"/>
+          <w:sz w:val="21"/>
+        </w:rPr>
+        <w:t xml:space="preserve"> satisfy those criteria — because the most common outcome of an on-demand run is rediscovering something the last refresh produced, and finding that out afterwards costs four model calls and several minutes.</w:t>
+      </w:r>
+    </w:p>
+    <w:p>
+      <w:pPr>
+        <w:pStyle w:val="Heading2"/>
+      </w:pPr>
+      <w:r>
+        <w:rPr>
+          <w:rFonts w:ascii="Calibri" w:hAnsi="Calibri"/>
+        </w:rPr>
+        <w:t>10b.2  The scoping conversation</w:t>
+      </w:r>
+    </w:p>
+    <w:p>
+      <w:pPr>
+        <w:spacing w:after="140" w:before="0"/>
+      </w:pPr>
+      <w:r>
+        <w:rPr>
+          <w:rFonts w:ascii="Calibri" w:hAnsi="Calibri"/>
+          <w:b w:val="0"/>
+          <w:i w:val="0"/>
+          <w:color w:val="1A1A1A"/>
+          <w:sz w:val="21"/>
+        </w:rPr>
+        <w:t>The route that replaced a text box. An opportunity space is a vertical × use case × technology plus a buyer's problem and a place, and somebody who knows their market but not this taxonomy under-specified at least two of those every time. The only feedback the box gave was a character count — which is the one failure that did not matter. The real failure arrived minutes later, from a run that created nothing.</w:t>
+      </w:r>
+    </w:p>
+    <w:p>
+      <w:pPr>
+        <w:spacing w:after="140" w:before="0"/>
+      </w:pPr>
+      <w:r>
+        <w:rPr>
+          <w:rFonts w:ascii="Calibri" w:hAnsi="Calibri"/>
+          <w:b w:val="0"/>
+          <w:i w:val="0"/>
+          <w:color w:val="1A1A1A"/>
+          <w:sz w:val="21"/>
+        </w:rPr>
+        <w:t xml:space="preserve">So the assistant </w:t>
+      </w:r>
+      <w:r>
+        <w:rPr>
+          <w:rFonts w:ascii="Calibri" w:hAnsi="Calibri"/>
+          <w:b/>
+          <w:i w:val="0"/>
+          <w:color w:val="1A1A1A"/>
+          <w:sz w:val="21"/>
+        </w:rPr>
+        <w:t>interviews instead, with the corpus in front of it</w:t>
+      </w:r>
+      <w:r>
+        <w:rPr>
+          <w:rFonts w:ascii="Calibri" w:hAnsi="Calibri"/>
+          <w:b w:val="0"/>
+          <w:i w:val="0"/>
+          <w:color w:val="1A1A1A"/>
+          <w:sz w:val="21"/>
+        </w:rPr>
+        <w:t>. Every turn re-embeds the whole transcript against the same stored signal vectors the run itself will read, at the same floor, and shows what came back — publisher, date and cosine — beside the conversation. An answer that sharpens the idea therefore sharpens the evidence the next question is asked from, and the assistant can say "the tenders here are German" rather than "which country?". It is stateless: the transcript lives in the browser and arrives with every request, so a reload loses a conversation rather than leaking one.</w:t>
+      </w:r>
+    </w:p>
+    <w:p>
+      <w:pPr>
+        <w:pStyle w:val="Heading2"/>
+      </w:pPr>
+      <w:r>
+        <w:rPr>
+          <w:rFonts w:ascii="Calibri" w:hAnsi="Calibri"/>
+        </w:rPr>
+        <w:t>10b.3  Similarity is not support</w:t>
+      </w:r>
+    </w:p>
+    <w:p>
+      <w:pPr>
+        <w:spacing w:after="140" w:before="0"/>
+      </w:pPr>
+      <w:r>
+        <w:rPr>
+          <w:rFonts w:ascii="Calibri" w:hAnsi="Calibri"/>
+          <w:b w:val="0"/>
+          <w:i w:val="0"/>
+          <w:color w:val="1A1A1A"/>
+          <w:sz w:val="21"/>
+        </w:rPr>
+        <w:t>Retrieval clearing the floor only means the corpus contains text that reads like the brief. A brief for municipal digital signage retrieves French public-sector IT tenders at the same 0.64 cosine a well-evidenced brief about turbine gearboxes scores, because they are about the same sector in the same country — and synthesis then produces candidates whose every claim the critic correctly rejects, because none of those tenders mentions signage.</w:t>
+      </w:r>
+    </w:p>
+    <w:p>
+      <w:pPr>
+        <w:spacing w:after="140" w:before="0"/>
+      </w:pPr>
+      <w:r>
+        <w:rPr>
+          <w:rFonts w:ascii="Calibri" w:hAnsi="Calibri"/>
+          <w:b w:val="0"/>
+          <w:i w:val="0"/>
+          <w:color w:val="1A1A1A"/>
+          <w:sz w:val="21"/>
+        </w:rPr>
+        <w:t xml:space="preserve">A brief must therefore also be </w:t>
+      </w:r>
+      <w:r>
+        <w:rPr>
+          <w:rFonts w:ascii="Calibri" w:hAnsi="Calibri"/>
+          <w:b/>
+          <w:i w:val="0"/>
+          <w:color w:val="1A1A1A"/>
+          <w:sz w:val="21"/>
+        </w:rPr>
+        <w:t>corroborated</w:t>
+      </w:r>
+      <w:r>
+        <w:rPr>
+          <w:rFonts w:ascii="Calibri" w:hAnsi="Calibri"/>
+          <w:b w:val="0"/>
+          <w:i w:val="0"/>
+          <w:color w:val="1A1A1A"/>
+          <w:sz w:val="21"/>
+        </w:rPr>
+        <w:t>: a second, independent reason, on its use case or its technology. The vertical is excluded, because it corroborates every brief ever written about a well-covered sector. This is the rule the configuration already prescribes for evidence enrichment (section 10.2), reused rather than reinvented.</w:t>
+      </w:r>
+    </w:p>
+    <w:tbl>
+      <w:tblPr>
+        <w:tblW w:type="auto" w:w="0"/>
+        <w:tblLook w:firstColumn="1" w:firstRow="1" w:lastColumn="0" w:lastRow="0" w:noHBand="0" w:noVBand="1" w:val="04A0"/>
+      </w:tblPr>
+      <w:tblGrid>
+        <w:gridCol w:w="9412"/>
+      </w:tblGrid>
+      <w:tr>
+        <w:tc>
+          <w:tcPr>
+            <w:tcW w:type="dxa" w:w="9412"/>
+            <w:shd w:val="clear" w:color="auto" w:fill="FFF1E3"/>
+            <w:tcBorders>
+              <w:top w:val="none" w:sz="0" w:space="0" w:color="D9D9D9"/>
+              <w:bottom w:val="none" w:sz="0" w:space="0" w:color="D9D9D9"/>
+              <w:right w:val="none" w:sz="0" w:space="0" w:color="D9D9D9"/>
+            </w:tcBorders>
+            <w:tcBorders>
+              <w:left w:val="single" w:sz="18" w:space="0" w:color="A83E00"/>
+            </w:tcBorders>
+          </w:tcPr>
+          <w:p>
+            <w:pPr>
+              <w:spacing w:after="60"/>
+            </w:pPr>
+            <w:r>
+              <w:rPr>
+                <w:rFonts w:ascii="Calibri" w:hAnsi="Calibri"/>
+                <w:b/>
+                <w:color w:val="A83E00"/>
+                <w:sz w:val="20"/>
+              </w:rPr>
+              <w:t>The failure that made the gate judge sentences rather than labels</w:t>
+            </w:r>
+          </w:p>
+          <w:p>
+            <w:pPr>
+              <w:spacing w:after="40"/>
+            </w:pPr>
+            <w:r>
+              <w:rPr>
+                <w:rFonts w:ascii="Calibri" w:hAnsi="Calibri"/>
+                <w:b w:val="0"/>
+                <w:i w:val="0"/>
+                <w:color w:val="1A1A1A"/>
+                <w:sz w:val="19"/>
+              </w:rPr>
+              <w:t>The taxonomy is a set of closed lists — 15 verticals, 59 use cases, 32 technologies — so a proposal is regularly filed under the nearest available cell rather than an exact one. A brief for advertising-funded municipal screens was filed under citizen service automation × private 5G, because nothing closer exists.</w:t>
+            </w:r>
+          </w:p>
+          <w:p>
+            <w:pPr>
+              <w:spacing w:after="40"/>
+            </w:pPr>
+            <w:r>
+              <w:rPr>
+                <w:rFonts w:ascii="Calibri" w:hAnsi="Calibri"/>
+                <w:b w:val="0"/>
+                <w:i w:val="0"/>
+                <w:color w:val="1A1A1A"/>
+                <w:sz w:val="19"/>
+              </w:rPr>
+              <w:t>Tenders for private-5G video surveillance corroborate the LABEL private 5G perfectly, and are no evidence whatsoever for advertising screens. The gate reported four supporting signals, the button enabled, the run spent four model calls, and the critic threw out every candidate with precisely that reason.</w:t>
+            </w:r>
+          </w:p>
+          <w:p>
+            <w:pPr>
+              <w:spacing w:after="0"/>
+            </w:pPr>
+            <w:r>
+              <w:rPr>
+                <w:rFonts w:ascii="Calibri" w:hAnsi="Calibri"/>
+                <w:b w:val="0"/>
+                <w:i w:val="0"/>
+                <w:color w:val="1A1A1A"/>
+                <w:sz w:val="19"/>
+              </w:rPr>
+              <w:t>So the cheap model is now asked, on every proposed brief, about the brief's OWN SENTENCE, with the labels shown as the approximation they are — and its answer overrules a label match. The vocabulary test stays for display, because "the term 'private 5g' appears in the signal text" is a more checkable thing to show a reader than a model's say-so, where the two agree.</w:t>
+            </w:r>
+          </w:p>
+        </w:tc>
+      </w:tr>
+    </w:tbl>
+    <w:p>
+      <w:pPr>
+        <w:spacing w:after="40"/>
+      </w:pPr>
+    </w:p>
+    <w:p>
+      <w:pPr>
+        <w:pStyle w:val="Heading2"/>
+      </w:pPr>
+      <w:r>
+        <w:rPr>
+          <w:rFonts w:ascii="Calibri" w:hAnsi="Calibri"/>
+        </w:rPr>
+        <w:t>10b.4  The corpus enables the button, not the assistant's mood</w:t>
+      </w:r>
+    </w:p>
+    <w:p>
+      <w:pPr>
+        <w:spacing w:after="140" w:before="0"/>
+      </w:pPr>
+      <w:r>
+        <w:rPr>
+          <w:rFonts w:ascii="Calibri" w:hAnsi="Calibri"/>
+          <w:b w:val="0"/>
+          <w:i w:val="0"/>
+          <w:color w:val="1A1A1A"/>
+          <w:sz w:val="21"/>
+        </w:rPr>
+        <w:t>The assistant is told to put a brief forward even while hedging about the evidence, because otherwise a genuinely new idea has nothing to press Generate on. It duly writes "the evidence is thin, marking this as not ready" — a fair remark about the corpus and a poor reason to disable a button whose brief has already passed the same corroboration check the run applies.</w:t>
+      </w:r>
+    </w:p>
+    <w:p>
+      <w:pPr>
+        <w:spacing w:after="140" w:before="0"/>
+      </w:pPr>
+      <w:r>
+        <w:rPr>
+          <w:rFonts w:ascii="Calibri" w:hAnsi="Calibri"/>
+          <w:b w:val="0"/>
+          <w:i w:val="0"/>
+          <w:color w:val="1A1A1A"/>
+          <w:sz w:val="21"/>
+        </w:rPr>
+        <w:t xml:space="preserve">So </w:t>
+      </w:r>
+      <w:r>
+        <w:rPr>
+          <w:rFonts w:ascii="Calibri" w:hAnsi="Calibri"/>
+          <w:b/>
+          <w:i w:val="0"/>
+          <w:color w:val="1A1A1A"/>
+          <w:sz w:val="21"/>
+        </w:rPr>
+        <w:t>`ready` is simply whether anything here can be run</w:t>
+      </w:r>
+      <w:r>
+        <w:rPr>
+          <w:rFonts w:ascii="Calibri" w:hAnsi="Calibri"/>
+          <w:b w:val="0"/>
+          <w:i w:val="0"/>
+          <w:color w:val="1A1A1A"/>
+          <w:sz w:val="21"/>
+        </w:rPr>
+        <w:t xml:space="preserve">, and the model's own opinion travels beside it as </w:t>
+      </w:r>
+      <w:r>
+        <w:rPr>
+          <w:rFonts w:ascii="Consolas" w:hAnsi="Consolas"/>
+          <w:i w:val="0"/>
+          <w:color w:val="A83E00"/>
+          <w:sz w:val="19"/>
+        </w:rPr>
+        <w:t>model_ready</w:t>
+      </w:r>
+      <w:r>
+        <w:rPr>
+          <w:rFonts w:ascii="Calibri" w:hAnsi="Calibri"/>
+          <w:b w:val="0"/>
+          <w:i w:val="0"/>
+          <w:color w:val="1A1A1A"/>
+          <w:sz w:val="21"/>
+        </w:rPr>
+        <w:t>. The screen explains either disagreement rather than silently obeying one of them. Where a brief cannot be run, the refusal names the reason before the model calls are spent, and the contributed-evidence route (section 2.5 of the baseline — internal signals, moderated) opens instead, because that is the path that can actually build it.</w:t>
+      </w:r>
+    </w:p>
+    <w:p>
+      <w:pPr>
+        <w:pStyle w:val="Heading1"/>
+      </w:pPr>
+      <w:r>
+        <w:rPr>
+          <w:rFonts w:ascii="Calibri" w:hAnsi="Calibri"/>
+        </w:rPr>
         <w:t>11   Market sizing</w:t>
       </w:r>
     </w:p>
@@ -10598,7 +11195,7 @@
         <w:drawing>
           <wp:inline xmlns:a="http://schemas.openxmlformats.org/drawingml/2006/main" xmlns:pic="http://schemas.openxmlformats.org/drawingml/2006/picture">
             <wp:extent cx="9504000" cy="5356068"/>
-            <wp:docPr id="8" name="Picture 8"/>
+            <wp:docPr id="9" name="Picture 9"/>
             <wp:cNvGraphicFramePr>
               <a:graphicFrameLocks noChangeAspect="1"/>
             </wp:cNvGraphicFramePr>
@@ -10610,7 +11207,7 @@
                     <pic:cNvPicPr/>
                   </pic:nvPicPr>
                   <pic:blipFill>
-                    <a:blip r:embed="rId17"/>
+                    <a:blip r:embed="rId18"/>
                     <a:stretch>
                       <a:fillRect/>
                     </a:stretch>
@@ -11260,6 +11857,1412 @@
         <w:rPr>
           <w:rFonts w:ascii="Calibri" w:hAnsi="Calibri"/>
         </w:rPr>
+        <w:t>11b   The Planner — from a ranked list to a portfolio</w:t>
+      </w:r>
+    </w:p>
+    <w:p>
+      <w:pPr>
+        <w:spacing w:after="140" w:before="0"/>
+      </w:pPr>
+      <w:r>
+        <w:rPr>
+          <w:rFonts w:ascii="Calibri" w:hAnsi="Calibri"/>
+          <w:b w:val="0"/>
+          <w:i w:val="0"/>
+          <w:color w:val="1A1A1A"/>
+          <w:sz w:val="21"/>
+        </w:rPr>
+        <w:t xml:space="preserve">The radar ranks. A plan is a different object: given a budget, a capacity and a few preferences, which </w:t>
+      </w:r>
+      <w:r>
+        <w:rPr>
+          <w:rFonts w:ascii="Calibri" w:hAnsi="Calibri"/>
+          <w:b/>
+          <w:i w:val="0"/>
+          <w:color w:val="1A1A1A"/>
+          <w:sz w:val="21"/>
+        </w:rPr>
+        <w:t>set</w:t>
+      </w:r>
+      <w:r>
+        <w:rPr>
+          <w:rFonts w:ascii="Calibri" w:hAnsi="Calibri"/>
+          <w:b w:val="0"/>
+          <w:i w:val="0"/>
+          <w:color w:val="1A1A1A"/>
+          <w:sz w:val="21"/>
+        </w:rPr>
+        <w:t xml:space="preserve"> of opportunity spaces should Orange enter, in what </w:t>
+      </w:r>
+      <w:r>
+        <w:rPr>
+          <w:rFonts w:ascii="Calibri" w:hAnsi="Calibri"/>
+          <w:b/>
+          <w:i w:val="0"/>
+          <w:color w:val="1A1A1A"/>
+          <w:sz w:val="21"/>
+        </w:rPr>
+        <w:t>order</w:t>
+      </w:r>
+      <w:r>
+        <w:rPr>
+          <w:rFonts w:ascii="Calibri" w:hAnsi="Calibri"/>
+          <w:b w:val="0"/>
+          <w:i w:val="0"/>
+          <w:color w:val="1A1A1A"/>
+          <w:sz w:val="21"/>
+        </w:rPr>
+        <w:t>, and what does that set earn. Three things make set selection different in kind from ranking, and all three are places where a ranked list gives the wrong answer:</w:t>
+      </w:r>
+    </w:p>
+    <w:p>
+      <w:pPr>
+        <w:pStyle w:val="ListBullet"/>
+        <w:spacing w:after="60"/>
+        <w:ind w:left="397"/>
+      </w:pPr>
+      <w:r>
+        <w:rPr>
+          <w:rFonts w:ascii="Calibri" w:hAnsi="Calibri"/>
+          <w:b/>
+          <w:i w:val="0"/>
+          <w:color w:val="1A1A1A"/>
+          <w:sz w:val="21"/>
+        </w:rPr>
+        <w:t>Shared build.</w:t>
+      </w:r>
+      <w:r>
+        <w:rPr>
+          <w:rFonts w:ascii="Calibri" w:hAnsi="Calibri"/>
+          <w:b w:val="0"/>
+          <w:i w:val="0"/>
+          <w:color w:val="1A1A1A"/>
+          <w:sz w:val="21"/>
+        </w:rPr>
+        <w:t xml:space="preserve"> Spaces needing the same capability pay for it once. Ranked independently each carries the full build and all of them look marginal; selected together the second is nearly free.</w:t>
+      </w:r>
+    </w:p>
+    <w:p>
+      <w:pPr>
+        <w:pStyle w:val="ListBullet"/>
+        <w:spacing w:after="60"/>
+        <w:ind w:left="397"/>
+      </w:pPr>
+      <w:r>
+        <w:rPr>
+          <w:rFonts w:ascii="Calibri" w:hAnsi="Calibri"/>
+          <w:b/>
+          <w:i w:val="0"/>
+          <w:color w:val="1A1A1A"/>
+          <w:sz w:val="21"/>
+        </w:rPr>
+        <w:t>The flywheel.</w:t>
+      </w:r>
+      <w:r>
+        <w:rPr>
+          <w:rFonts w:ascii="Calibri" w:hAnsi="Calibri"/>
+          <w:b w:val="0"/>
+          <w:i w:val="0"/>
+          <w:color w:val="1A1A1A"/>
+          <w:sz w:val="21"/>
+        </w:rPr>
+        <w:t xml:space="preserve"> Winning the first deal in a vertical raises right to win for every other space in it, so </w:t>
+      </w:r>
+      <w:r>
+        <w:rPr>
+          <w:rFonts w:ascii="Calibri" w:hAnsi="Calibri"/>
+          <w:b/>
+          <w:i w:val="0"/>
+          <w:color w:val="1A1A1A"/>
+          <w:sz w:val="21"/>
+        </w:rPr>
+        <w:t>sequence</w:t>
+      </w:r>
+      <w:r>
+        <w:rPr>
+          <w:rFonts w:ascii="Calibri" w:hAnsi="Calibri"/>
+          <w:b w:val="0"/>
+          <w:i w:val="0"/>
+          <w:color w:val="1A1A1A"/>
+          <w:sz w:val="21"/>
+        </w:rPr>
+        <w:t xml:space="preserve"> is a decision variable rather than a presentation choice.</w:t>
+      </w:r>
+    </w:p>
+    <w:p>
+      <w:pPr>
+        <w:pStyle w:val="ListBullet"/>
+        <w:spacing w:after="60"/>
+        <w:ind w:left="397"/>
+      </w:pPr>
+      <w:r>
+        <w:rPr>
+          <w:rFonts w:ascii="Calibri" w:hAnsi="Calibri"/>
+          <w:b/>
+          <w:i w:val="0"/>
+          <w:color w:val="1A1A1A"/>
+          <w:sz w:val="21"/>
+        </w:rPr>
+        <w:t>Concentration.</w:t>
+      </w:r>
+      <w:r>
+        <w:rPr>
+          <w:rFonts w:ascii="Calibri" w:hAnsi="Calibri"/>
+          <w:b w:val="0"/>
+          <w:i w:val="0"/>
+          <w:color w:val="1A1A1A"/>
+          <w:sz w:val="21"/>
+        </w:rPr>
+        <w:t xml:space="preserve"> Ranking by market size alone puts 18 of the top 20 spaces in manufacturing. Diversification is a property of the set and is invisible per topic.</w:t>
+      </w:r>
+    </w:p>
+    <w:p>
+      <w:pPr>
+        <w:sectPr>
+          <w:pgSz w:w="11906" w:h="16838"/>
+          <w:pgMar w:top="1247" w:right="1247" w:bottom="1134" w:left="1247" w:header="720" w:footer="720" w:gutter="0"/>
+          <w:cols w:space="720"/>
+          <w:docGrid w:linePitch="360"/>
+        </w:sectPr>
+      </w:pPr>
+    </w:p>
+    <w:p>
+      <w:pPr>
+        <w:spacing w:after="80"/>
+        <w:jc w:val="center"/>
+      </w:pPr>
+      <w:r>
+        <w:drawing>
+          <wp:inline xmlns:a="http://schemas.openxmlformats.org/drawingml/2006/main" xmlns:pic="http://schemas.openxmlformats.org/drawingml/2006/picture">
+            <wp:extent cx="9504000" cy="4494917"/>
+            <wp:docPr id="10" name="Picture 10"/>
+            <wp:cNvGraphicFramePr>
+              <a:graphicFrameLocks noChangeAspect="1"/>
+            </wp:cNvGraphicFramePr>
+            <a:graphic>
+              <a:graphicData uri="http://schemas.openxmlformats.org/drawingml/2006/picture">
+                <pic:pic>
+                  <pic:nvPicPr>
+                    <pic:cNvPr id="0" name="fdd-12-planner.png"/>
+                    <pic:cNvPicPr/>
+                  </pic:nvPicPr>
+                  <pic:blipFill>
+                    <a:blip r:embed="rId19"/>
+                    <a:stretch>
+                      <a:fillRect/>
+                    </a:stretch>
+                  </pic:blipFill>
+                  <pic:spPr>
+                    <a:xfrm>
+                      <a:off x="0" y="0"/>
+                      <a:ext cx="9504000" cy="4494917"/>
+                    </a:xfrm>
+                    <a:prstGeom prst="rect"/>
+                  </pic:spPr>
+                </pic:pic>
+              </a:graphicData>
+            </a:graphic>
+          </wp:inline>
+        </w:drawing>
+      </w:r>
+    </w:p>
+    <w:p>
+      <w:pPr>
+        <w:spacing w:after="0"/>
+        <w:jc w:val="left"/>
+      </w:pPr>
+      <w:r>
+        <w:rPr>
+          <w:rFonts w:ascii="Calibri" w:hAnsi="Calibri"/>
+          <w:i/>
+          <w:color w:val="5A5A5A"/>
+          <w:sz w:val="17"/>
+        </w:rPr>
+        <w:t>Two sources ask two different questions. Everything downstream of the set is the same arithmetic, and none of it is a model.</w:t>
+      </w:r>
+    </w:p>
+    <w:p>
+      <w:pPr>
+        <w:sectPr>
+          <w:pgSz w:w="16838" w:h="11906" w:orient="landscape"/>
+          <w:pgMar w:top="850" w:right="850" w:bottom="850" w:left="850" w:header="720" w:footer="720" w:gutter="0"/>
+          <w:cols w:space="720"/>
+          <w:docGrid w:linePitch="360"/>
+        </w:sectPr>
+      </w:pPr>
+    </w:p>
+    <w:p>
+      <w:pPr>
+        <w:pStyle w:val="Heading2"/>
+      </w:pPr>
+      <w:r>
+        <w:rPr>
+          <w:rFonts w:ascii="Calibri" w:hAnsi="Calibri"/>
+        </w:rPr>
+        <w:t>11b.1  Two sources, and they are different questions</w:t>
+      </w:r>
+    </w:p>
+    <w:tbl>
+      <w:tblPr>
+        <w:tblW w:type="auto" w:w="0"/>
+        <w:jc w:val="left"/>
+        <w:tblLayout w:type="fixed"/>
+        <w:tblLook w:firstColumn="1" w:firstRow="1" w:lastColumn="0" w:lastRow="0" w:noHBand="0" w:noVBand="1" w:val="04A0"/>
+      </w:tblPr>
+      <w:tblGrid>
+        <w:gridCol w:w="3137"/>
+        <w:gridCol w:w="3137"/>
+        <w:gridCol w:w="3137"/>
+      </w:tblGrid>
+      <w:tr>
+        <w:tc>
+          <w:tcPr>
+            <w:tcW w:type="dxa" w:w="1474"/>
+            <w:shd w:val="clear" w:color="auto" w:fill="3C3C3C"/>
+            <w:tcBorders>
+              <w:top w:val="single" w:sz="2" w:space="0" w:color="C8C8C8"/>
+              <w:left w:val="single" w:sz="2" w:space="0" w:color="C8C8C8"/>
+              <w:bottom w:val="single" w:sz="2" w:space="0" w:color="C8C8C8"/>
+              <w:right w:val="single" w:sz="2" w:space="0" w:color="C8C8C8"/>
+            </w:tcBorders>
+          </w:tcPr>
+          <w:p>
+            <w:pPr>
+              <w:spacing w:after="20" w:before="20"/>
+            </w:pPr>
+            <w:r>
+              <w:rPr>
+                <w:rFonts w:ascii="Calibri" w:hAnsi="Calibri"/>
+                <w:b/>
+                <w:color w:val="FFFFFF"/>
+                <w:sz w:val="18"/>
+              </w:rPr>
+              <w:t>Source</w:t>
+            </w:r>
+          </w:p>
+        </w:tc>
+        <w:tc>
+          <w:tcPr>
+            <w:tcW w:type="dxa" w:w="3175"/>
+            <w:shd w:val="clear" w:color="auto" w:fill="3C3C3C"/>
+            <w:tcBorders>
+              <w:top w:val="single" w:sz="2" w:space="0" w:color="C8C8C8"/>
+              <w:left w:val="single" w:sz="2" w:space="0" w:color="C8C8C8"/>
+              <w:bottom w:val="single" w:sz="2" w:space="0" w:color="C8C8C8"/>
+              <w:right w:val="single" w:sz="2" w:space="0" w:color="C8C8C8"/>
+            </w:tcBorders>
+          </w:tcPr>
+          <w:p>
+            <w:pPr>
+              <w:spacing w:after="20" w:before="20"/>
+            </w:pPr>
+            <w:r>
+              <w:rPr>
+                <w:rFonts w:ascii="Calibri" w:hAnsi="Calibri"/>
+                <w:b/>
+                <w:color w:val="FFFFFF"/>
+                <w:sz w:val="18"/>
+              </w:rPr>
+              <w:t>The question</w:t>
+            </w:r>
+          </w:p>
+        </w:tc>
+        <w:tc>
+          <w:tcPr>
+            <w:tcW w:type="dxa" w:w="4762"/>
+            <w:shd w:val="clear" w:color="auto" w:fill="3C3C3C"/>
+            <w:tcBorders>
+              <w:top w:val="single" w:sz="2" w:space="0" w:color="C8C8C8"/>
+              <w:left w:val="single" w:sz="2" w:space="0" w:color="C8C8C8"/>
+              <w:bottom w:val="single" w:sz="2" w:space="0" w:color="C8C8C8"/>
+              <w:right w:val="single" w:sz="2" w:space="0" w:color="C8C8C8"/>
+            </w:tcBorders>
+          </w:tcPr>
+          <w:p>
+            <w:pPr>
+              <w:spacing w:after="20" w:before="20"/>
+            </w:pPr>
+            <w:r>
+              <w:rPr>
+                <w:rFonts w:ascii="Calibri" w:hAnsi="Calibri"/>
+                <w:b/>
+                <w:color w:val="FFFFFF"/>
+                <w:sz w:val="18"/>
+              </w:rPr>
+              <w:t>What the Planner is allowed to do</w:t>
+            </w:r>
+          </w:p>
+        </w:tc>
+      </w:tr>
+      <w:tr>
+        <w:tc>
+          <w:tcPr>
+            <w:tcW w:type="dxa" w:w="1474"/>
+            <w:tcBorders>
+              <w:top w:val="single" w:sz="2" w:space="0" w:color="C8C8C8"/>
+              <w:left w:val="single" w:sz="2" w:space="0" w:color="C8C8C8"/>
+              <w:bottom w:val="single" w:sz="2" w:space="0" w:color="C8C8C8"/>
+              <w:right w:val="single" w:sz="2" w:space="0" w:color="C8C8C8"/>
+            </w:tcBorders>
+          </w:tcPr>
+          <w:p>
+            <w:pPr>
+              <w:spacing w:after="20" w:before="20"/>
+            </w:pPr>
+            <w:r>
+              <w:rPr>
+                <w:rFonts w:ascii="Calibri" w:hAnsi="Calibri"/>
+                <w:b/>
+                <w:i w:val="0"/>
+                <w:color w:val="1A1A1A"/>
+                <w:sz w:val="18"/>
+              </w:rPr>
+              <w:t>Parameters</w:t>
+            </w:r>
+          </w:p>
+        </w:tc>
+        <w:tc>
+          <w:tcPr>
+            <w:tcW w:type="dxa" w:w="3175"/>
+            <w:tcBorders>
+              <w:top w:val="single" w:sz="2" w:space="0" w:color="C8C8C8"/>
+              <w:left w:val="single" w:sz="2" w:space="0" w:color="C8C8C8"/>
+              <w:bottom w:val="single" w:sz="2" w:space="0" w:color="C8C8C8"/>
+              <w:right w:val="single" w:sz="2" w:space="0" w:color="C8C8C8"/>
+            </w:tcBorders>
+          </w:tcPr>
+          <w:p>
+            <w:pPr>
+              <w:spacing w:after="20" w:before="20"/>
+            </w:pPr>
+            <w:r>
+              <w:rPr>
+                <w:rFonts w:ascii="Calibri" w:hAnsi="Calibri"/>
+                <w:b w:val="0"/>
+                <w:i w:val="0"/>
+                <w:color w:val="1A1A1A"/>
+                <w:sz w:val="18"/>
+              </w:rPr>
+              <w:t>What *should* we do, given a budget and a capacity? Nothing has been decided yet.</w:t>
+            </w:r>
+          </w:p>
+        </w:tc>
+        <w:tc>
+          <w:tcPr>
+            <w:tcW w:type="dxa" w:w="4762"/>
+            <w:tcBorders>
+              <w:top w:val="single" w:sz="2" w:space="0" w:color="C8C8C8"/>
+              <w:left w:val="single" w:sz="2" w:space="0" w:color="C8C8C8"/>
+              <w:bottom w:val="single" w:sz="2" w:space="0" w:color="C8C8C8"/>
+              <w:right w:val="single" w:sz="2" w:space="0" w:color="C8C8C8"/>
+            </w:tcBorders>
+          </w:tcPr>
+          <w:p>
+            <w:pPr>
+              <w:spacing w:after="20" w:before="20"/>
+            </w:pPr>
+            <w:r>
+              <w:rPr>
+                <w:rFonts w:ascii="Calibri" w:hAnsi="Calibri"/>
+                <w:b w:val="0"/>
+                <w:i w:val="0"/>
+                <w:color w:val="1A1A1A"/>
+                <w:sz w:val="18"/>
+              </w:rPr>
+              <w:t>Everything. The caller states constraints — budget in person-years, entry slots per year, a confidence floor, a portfolio-distance cap, concentration caps, a horizon mix — and the optimiser chooses the set that maximises the stated objective.</w:t>
+            </w:r>
+          </w:p>
+        </w:tc>
+      </w:tr>
+      <w:tr>
+        <w:tc>
+          <w:tcPr>
+            <w:tcW w:type="dxa" w:w="1474"/>
+            <w:shd w:val="clear" w:color="auto" w:fill="F2F2F2"/>
+            <w:tcBorders>
+              <w:top w:val="single" w:sz="2" w:space="0" w:color="C8C8C8"/>
+              <w:left w:val="single" w:sz="2" w:space="0" w:color="C8C8C8"/>
+              <w:bottom w:val="single" w:sz="2" w:space="0" w:color="C8C8C8"/>
+              <w:right w:val="single" w:sz="2" w:space="0" w:color="C8C8C8"/>
+            </w:tcBorders>
+          </w:tcPr>
+          <w:p>
+            <w:pPr>
+              <w:spacing w:after="20" w:before="20"/>
+            </w:pPr>
+            <w:r>
+              <w:rPr>
+                <w:rFonts w:ascii="Calibri" w:hAnsi="Calibri"/>
+                <w:b/>
+                <w:i w:val="0"/>
+                <w:color w:val="1A1A1A"/>
+                <w:sz w:val="18"/>
+              </w:rPr>
+              <w:t>Workflow selected</w:t>
+            </w:r>
+          </w:p>
+        </w:tc>
+        <w:tc>
+          <w:tcPr>
+            <w:tcW w:type="dxa" w:w="3175"/>
+            <w:shd w:val="clear" w:color="auto" w:fill="F2F2F2"/>
+            <w:tcBorders>
+              <w:top w:val="single" w:sz="2" w:space="0" w:color="C8C8C8"/>
+              <w:left w:val="single" w:sz="2" w:space="0" w:color="C8C8C8"/>
+              <w:bottom w:val="single" w:sz="2" w:space="0" w:color="C8C8C8"/>
+              <w:right w:val="single" w:sz="2" w:space="0" w:color="C8C8C8"/>
+            </w:tcBorders>
+          </w:tcPr>
+          <w:p>
+            <w:pPr>
+              <w:spacing w:after="20" w:before="20"/>
+            </w:pPr>
+            <w:r>
+              <w:rPr>
+                <w:rFonts w:ascii="Calibri" w:hAnsi="Calibri"/>
+                <w:b w:val="0"/>
+                <w:i w:val="0"/>
+                <w:color w:val="1A1A1A"/>
+                <w:sz w:val="18"/>
+              </w:rPr>
+              <w:t>What does the business we have *already committed to* actually earn, and when?</w:t>
+            </w:r>
+          </w:p>
+        </w:tc>
+        <w:tc>
+          <w:tcPr>
+            <w:tcW w:type="dxa" w:w="4762"/>
+            <w:shd w:val="clear" w:color="auto" w:fill="F2F2F2"/>
+            <w:tcBorders>
+              <w:top w:val="single" w:sz="2" w:space="0" w:color="C8C8C8"/>
+              <w:left w:val="single" w:sz="2" w:space="0" w:color="C8C8C8"/>
+              <w:bottom w:val="single" w:sz="2" w:space="0" w:color="C8C8C8"/>
+              <w:right w:val="single" w:sz="2" w:space="0" w:color="C8C8C8"/>
+            </w:tcBorders>
+          </w:tcPr>
+          <w:p>
+            <w:pPr>
+              <w:spacing w:after="20" w:before="20"/>
+            </w:pPr>
+            <w:r>
+              <w:rPr>
+                <w:rFonts w:ascii="Calibri" w:hAnsi="Calibri"/>
+                <w:b w:val="0"/>
+                <w:i w:val="0"/>
+                <w:color w:val="1A1A1A"/>
+                <w:sz w:val="18"/>
+              </w:rPr>
+              <w:t xml:space="preserve">Almost nothing. Every space the stage gate has moved to Demand-tested or beyond is in. There is no evidence floor, no distance cap, no concentration limit and no objective, because there is nothing left to optimise. </w:t>
+            </w:r>
+            <w:r>
+              <w:rPr>
+                <w:rFonts w:ascii="Consolas" w:hAnsi="Consolas"/>
+                <w:i w:val="0"/>
+                <w:color w:val="A83E00"/>
+                <w:sz w:val="16"/>
+              </w:rPr>
+              <w:t>selected_count</w:t>
+            </w:r>
+            <w:r>
+              <w:rPr>
+                <w:rFonts w:ascii="Calibri" w:hAnsi="Calibri"/>
+                <w:b w:val="0"/>
+                <w:i w:val="0"/>
+                <w:color w:val="1A1A1A"/>
+                <w:sz w:val="18"/>
+              </w:rPr>
+              <w:t xml:space="preserve"> equals </w:t>
+            </w:r>
+            <w:r>
+              <w:rPr>
+                <w:rFonts w:ascii="Consolas" w:hAnsi="Consolas"/>
+                <w:i w:val="0"/>
+                <w:color w:val="A83E00"/>
+                <w:sz w:val="16"/>
+              </w:rPr>
+              <w:t>considered_count</w:t>
+            </w:r>
+            <w:r>
+              <w:rPr>
+                <w:rFonts w:ascii="Calibri" w:hAnsi="Calibri"/>
+                <w:b w:val="0"/>
+                <w:i w:val="0"/>
+                <w:color w:val="1A1A1A"/>
+                <w:sz w:val="18"/>
+              </w:rPr>
+              <w:t>, and a test asserts it.</w:t>
+            </w:r>
+          </w:p>
+        </w:tc>
+      </w:tr>
+    </w:tbl>
+    <w:p>
+      <w:pPr>
+        <w:spacing w:after="60"/>
+      </w:pPr>
+    </w:p>
+    <w:p>
+      <w:pPr>
+        <w:spacing w:after="140" w:before="0"/>
+      </w:pPr>
+      <w:r>
+        <w:rPr>
+          <w:rFonts w:ascii="Calibri" w:hAnsi="Calibri"/>
+          <w:b w:val="0"/>
+          <w:i w:val="0"/>
+          <w:color w:val="1A1A1A"/>
+          <w:sz w:val="21"/>
+        </w:rPr>
+        <w:t xml:space="preserve">That second mode is not a filtered version of the first. A space at Demand-tested has a salesperson's judgement behind it; dropping it for resting on a modelled size, or for sitting one level too far out on portfolio distance, answers a human decision with an assumption band. What is left to do is </w:t>
+      </w:r>
+      <w:r>
+        <w:rPr>
+          <w:rFonts w:ascii="Calibri" w:hAnsi="Calibri"/>
+          <w:b/>
+          <w:i w:val="0"/>
+          <w:color w:val="1A1A1A"/>
+          <w:sz w:val="21"/>
+        </w:rPr>
+        <w:t>scheduling</w:t>
+      </w:r>
+      <w:r>
+        <w:rPr>
+          <w:rFonts w:ascii="Calibri" w:hAnsi="Calibri"/>
+          <w:b w:val="0"/>
+          <w:i w:val="0"/>
+          <w:color w:val="1A1A1A"/>
+          <w:sz w:val="21"/>
+        </w:rPr>
+        <w:t xml:space="preserve"> — horizon says when the market arrives, entry slots say how many spaces can start together — and arithmetic.</w:t>
+      </w:r>
+    </w:p>
+    <w:p>
+      <w:pPr>
+        <w:pStyle w:val="ListBullet"/>
+        <w:spacing w:after="60"/>
+        <w:ind w:left="397"/>
+      </w:pPr>
+      <w:r>
+        <w:rPr>
+          <w:rFonts w:ascii="Calibri" w:hAnsi="Calibri"/>
+          <w:b/>
+          <w:i w:val="0"/>
+          <w:color w:val="1A1A1A"/>
+          <w:sz w:val="21"/>
+        </w:rPr>
+        <w:t>Horizon spreads the set across time.</w:t>
+      </w:r>
+      <w:r>
+        <w:rPr>
+          <w:rFonts w:ascii="Calibri" w:hAnsi="Calibri"/>
+          <w:b w:val="0"/>
+          <w:i w:val="0"/>
+          <w:color w:val="1A1A1A"/>
+          <w:sz w:val="21"/>
+        </w:rPr>
+        <w:t xml:space="preserve"> A </w:t>
+      </w:r>
+      <w:r>
+        <w:rPr>
+          <w:rFonts w:ascii="Consolas" w:hAnsi="Consolas"/>
+          <w:i w:val="0"/>
+          <w:color w:val="A83E00"/>
+          <w:sz w:val="19"/>
+        </w:rPr>
+        <w:t>now</w:t>
+      </w:r>
+      <w:r>
+        <w:rPr>
+          <w:rFonts w:ascii="Calibri" w:hAnsi="Calibri"/>
+          <w:b w:val="0"/>
+          <w:i w:val="0"/>
+          <w:color w:val="1A1A1A"/>
+          <w:sz w:val="21"/>
+        </w:rPr>
+        <w:t xml:space="preserve"> space may start in year one, a </w:t>
+      </w:r>
+      <w:r>
+        <w:rPr>
+          <w:rFonts w:ascii="Consolas" w:hAnsi="Consolas"/>
+          <w:i w:val="0"/>
+          <w:color w:val="A83E00"/>
+          <w:sz w:val="19"/>
+        </w:rPr>
+        <w:t>later</w:t>
+      </w:r>
+      <w:r>
+        <w:rPr>
+          <w:rFonts w:ascii="Calibri" w:hAnsi="Calibri"/>
+          <w:b w:val="0"/>
+          <w:i w:val="0"/>
+          <w:color w:val="1A1A1A"/>
+          <w:sz w:val="21"/>
+        </w:rPr>
+        <w:t xml:space="preserve"> space not before year three, and a cohort larger than a year's entry slots cascades into the next year rather than pretending the capacity exists. Within a cohort the earlier slots go to the largest commitments, so an over-subscribed year defers the smallest rather than an arbitrary set.</w:t>
+      </w:r>
+    </w:p>
+    <w:p>
+      <w:pPr>
+        <w:pStyle w:val="ListBullet"/>
+        <w:spacing w:after="60"/>
+        <w:ind w:left="397"/>
+      </w:pPr>
+      <w:r>
+        <w:rPr>
+          <w:rFonts w:ascii="Calibri" w:hAnsi="Calibri"/>
+          <w:b/>
+          <w:i w:val="0"/>
+          <w:color w:val="1A1A1A"/>
+          <w:sz w:val="21"/>
+        </w:rPr>
+        <w:t>A Live space starts in year one whatever its horizon says.</w:t>
+      </w:r>
+      <w:r>
+        <w:rPr>
+          <w:rFonts w:ascii="Calibri" w:hAnsi="Calibri"/>
+          <w:b w:val="0"/>
+          <w:i w:val="0"/>
+          <w:color w:val="1A1A1A"/>
+          <w:sz w:val="21"/>
+        </w:rPr>
+        <w:t xml:space="preserve"> Horizon describes when the market arrives, which is a question already answered for something that is already selling. The stage pulls entry forward; it never pushes it back.</w:t>
+      </w:r>
+    </w:p>
+    <w:p>
+      <w:pPr>
+        <w:pStyle w:val="ListBullet"/>
+        <w:spacing w:after="60"/>
+        <w:ind w:left="397"/>
+      </w:pPr>
+      <w:r>
+        <w:rPr>
+          <w:rFonts w:ascii="Calibri" w:hAnsi="Calibri"/>
+          <w:b/>
+          <w:i w:val="0"/>
+          <w:color w:val="1A1A1A"/>
+          <w:sz w:val="21"/>
+        </w:rPr>
+        <w:t>Over-commitment is the finding, not a reason to edit the portfolio.</w:t>
+      </w:r>
+      <w:r>
+        <w:rPr>
+          <w:rFonts w:ascii="Calibri" w:hAnsi="Calibri"/>
+          <w:b w:val="0"/>
+          <w:i w:val="0"/>
+          <w:color w:val="1A1A1A"/>
+          <w:sz w:val="21"/>
+        </w:rPr>
+        <w:t xml:space="preserve"> Under the optimiser a capability pool cannot be over-committed — it would not have selected past one. Here the business already has, so nothing is dropped to make the numbers work: the pool that peaks above its available share is flagged with the size of the gap, and the plan names what closes it — hiring, partnering, raising the share available for new work, or moving a space back down the gate.</w:t>
+      </w:r>
+    </w:p>
+    <w:p>
+      <w:pPr>
+        <w:pStyle w:val="ListBullet"/>
+        <w:spacing w:after="60"/>
+        <w:ind w:left="397"/>
+      </w:pPr>
+      <w:r>
+        <w:rPr>
+          <w:rFonts w:ascii="Calibri" w:hAnsi="Calibri"/>
+          <w:b/>
+          <w:i w:val="0"/>
+          <w:color w:val="1A1A1A"/>
+          <w:sz w:val="21"/>
+        </w:rPr>
+        <w:t>A committed space with no market size is declared rather than dropped.</w:t>
+      </w:r>
+      <w:r>
+        <w:rPr>
+          <w:rFonts w:ascii="Calibri" w:hAnsi="Calibri"/>
+          <w:b w:val="0"/>
+          <w:i w:val="0"/>
+          <w:color w:val="1A1A1A"/>
+          <w:sz w:val="21"/>
+        </w:rPr>
+        <w:t xml:space="preserve"> It is in the plan as far as the business is concerned and absent from every figure on the page. Left silent it understates a portfolio the reader believes is complete, so it is listed by id, flagged, and the totals are described as a floor.</w:t>
+      </w:r>
+    </w:p>
+    <w:p>
+      <w:pPr>
+        <w:pStyle w:val="Heading2"/>
+      </w:pPr>
+      <w:r>
+        <w:rPr>
+          <w:rFonts w:ascii="Calibri" w:hAnsi="Calibri"/>
+        </w:rPr>
+        <w:t>11b.2  What is projected, and on whose assumptions</w:t>
+      </w:r>
+    </w:p>
+    <w:p>
+      <w:pPr>
+        <w:spacing w:after="140" w:before="0"/>
+      </w:pPr>
+      <w:r>
+        <w:rPr>
+          <w:rFonts w:ascii="Consolas" w:hAnsi="Consolas"/>
+          <w:i w:val="0"/>
+          <w:color w:val="A83E00"/>
+          <w:sz w:val="19"/>
+        </w:rPr>
+        <w:t>config/economics.yaml</w:t>
+      </w:r>
+      <w:r>
+        <w:rPr>
+          <w:rFonts w:ascii="Calibri" w:hAnsi="Calibri"/>
+          <w:b w:val="0"/>
+          <w:i w:val="0"/>
+          <w:color w:val="1A1A1A"/>
+          <w:sz w:val="21"/>
+        </w:rPr>
+        <w:t xml:space="preserve"> holds every assumption, versioned and owner-named on exactly the discipline </w:t>
+      </w:r>
+      <w:r>
+        <w:rPr>
+          <w:rFonts w:ascii="Consolas" w:hAnsi="Consolas"/>
+          <w:i w:val="0"/>
+          <w:color w:val="A83E00"/>
+          <w:sz w:val="19"/>
+        </w:rPr>
+        <w:t>config/sizing.yaml</w:t>
+      </w:r>
+      <w:r>
+        <w:rPr>
+          <w:rFonts w:ascii="Calibri" w:hAnsi="Calibri"/>
+          <w:b w:val="0"/>
+          <w:i w:val="0"/>
+          <w:color w:val="1A1A1A"/>
+          <w:sz w:val="21"/>
+        </w:rPr>
+        <w:t xml:space="preserve"> established, and printed on the last page of every plan it produces. Two figures are quoted from Orange's own filed accounts and marked as such; everything else is a planning band. </w:t>
+      </w:r>
+      <w:r>
+        <w:rPr>
+          <w:rFonts w:ascii="Calibri" w:hAnsi="Calibri"/>
+          <w:b/>
+          <w:i w:val="0"/>
+          <w:color w:val="1A1A1A"/>
+          <w:sz w:val="21"/>
+        </w:rPr>
+        <w:t>A plan built under one version of that file is not comparable with a plan built under another</w:t>
+      </w:r>
+      <w:r>
+        <w:rPr>
+          <w:rFonts w:ascii="Calibri" w:hAnsi="Calibri"/>
+          <w:b w:val="0"/>
+          <w:i w:val="0"/>
+          <w:color w:val="1A1A1A"/>
+          <w:sz w:val="21"/>
+        </w:rPr>
+        <w:t>, and the interface will not chart two such plans together silently.</w:t>
+      </w:r>
+    </w:p>
+    <w:tbl>
+      <w:tblPr>
+        <w:tblW w:type="auto" w:w="0"/>
+        <w:jc w:val="left"/>
+        <w:tblLayout w:type="fixed"/>
+        <w:tblLook w:firstColumn="1" w:firstRow="1" w:lastColumn="0" w:lastRow="0" w:noHBand="0" w:noVBand="1" w:val="04A0"/>
+      </w:tblPr>
+      <w:tblGrid>
+        <w:gridCol w:w="3137"/>
+        <w:gridCol w:w="3137"/>
+        <w:gridCol w:w="3137"/>
+      </w:tblGrid>
+      <w:tr>
+        <w:tc>
+          <w:tcPr>
+            <w:tcW w:type="dxa" w:w="1701"/>
+            <w:shd w:val="clear" w:color="auto" w:fill="3C3C3C"/>
+            <w:tcBorders>
+              <w:top w:val="single" w:sz="2" w:space="0" w:color="C8C8C8"/>
+              <w:left w:val="single" w:sz="2" w:space="0" w:color="C8C8C8"/>
+              <w:bottom w:val="single" w:sz="2" w:space="0" w:color="C8C8C8"/>
+              <w:right w:val="single" w:sz="2" w:space="0" w:color="C8C8C8"/>
+            </w:tcBorders>
+          </w:tcPr>
+          <w:p>
+            <w:pPr>
+              <w:spacing w:after="20" w:before="20"/>
+            </w:pPr>
+            <w:r>
+              <w:rPr>
+                <w:rFonts w:ascii="Calibri" w:hAnsi="Calibri"/>
+                <w:b/>
+                <w:color w:val="FFFFFF"/>
+                <w:sz w:val="18"/>
+              </w:rPr>
+              <w:t>Assumption</w:t>
+            </w:r>
+          </w:p>
+        </w:tc>
+        <w:tc>
+          <w:tcPr>
+            <w:tcW w:type="dxa" w:w="2835"/>
+            <w:shd w:val="clear" w:color="auto" w:fill="3C3C3C"/>
+            <w:tcBorders>
+              <w:top w:val="single" w:sz="2" w:space="0" w:color="C8C8C8"/>
+              <w:left w:val="single" w:sz="2" w:space="0" w:color="C8C8C8"/>
+              <w:bottom w:val="single" w:sz="2" w:space="0" w:color="C8C8C8"/>
+              <w:right w:val="single" w:sz="2" w:space="0" w:color="C8C8C8"/>
+            </w:tcBorders>
+          </w:tcPr>
+          <w:p>
+            <w:pPr>
+              <w:spacing w:after="20" w:before="20"/>
+            </w:pPr>
+            <w:r>
+              <w:rPr>
+                <w:rFonts w:ascii="Calibri" w:hAnsi="Calibri"/>
+                <w:b/>
+                <w:color w:val="FFFFFF"/>
+                <w:sz w:val="18"/>
+              </w:rPr>
+              <w:t>What it does</w:t>
+            </w:r>
+          </w:p>
+        </w:tc>
+        <w:tc>
+          <w:tcPr>
+            <w:tcW w:type="dxa" w:w="4876"/>
+            <w:shd w:val="clear" w:color="auto" w:fill="3C3C3C"/>
+            <w:tcBorders>
+              <w:top w:val="single" w:sz="2" w:space="0" w:color="C8C8C8"/>
+              <w:left w:val="single" w:sz="2" w:space="0" w:color="C8C8C8"/>
+              <w:bottom w:val="single" w:sz="2" w:space="0" w:color="C8C8C8"/>
+              <w:right w:val="single" w:sz="2" w:space="0" w:color="C8C8C8"/>
+            </w:tcBorders>
+          </w:tcPr>
+          <w:p>
+            <w:pPr>
+              <w:spacing w:after="20" w:before="20"/>
+            </w:pPr>
+            <w:r>
+              <w:rPr>
+                <w:rFonts w:ascii="Calibri" w:hAnsi="Calibri"/>
+                <w:b/>
+                <w:color w:val="FFFFFF"/>
+                <w:sz w:val="18"/>
+              </w:rPr>
+              <w:t>Why it is the one to argue about</w:t>
+            </w:r>
+          </w:p>
+        </w:tc>
+      </w:tr>
+      <w:tr>
+        <w:tc>
+          <w:tcPr>
+            <w:tcW w:type="dxa" w:w="1701"/>
+            <w:tcBorders>
+              <w:top w:val="single" w:sz="2" w:space="0" w:color="C8C8C8"/>
+              <w:left w:val="single" w:sz="2" w:space="0" w:color="C8C8C8"/>
+              <w:bottom w:val="single" w:sz="2" w:space="0" w:color="C8C8C8"/>
+              <w:right w:val="single" w:sz="2" w:space="0" w:color="C8C8C8"/>
+            </w:tcBorders>
+          </w:tcPr>
+          <w:p>
+            <w:pPr>
+              <w:spacing w:after="20" w:before="20"/>
+            </w:pPr>
+            <w:r>
+              <w:rPr>
+                <w:rFonts w:ascii="Calibri" w:hAnsi="Calibri"/>
+                <w:b/>
+                <w:i w:val="0"/>
+                <w:color w:val="1A1A1A"/>
+                <w:sz w:val="18"/>
+              </w:rPr>
+              <w:t>Margin by portfolio distance</w:t>
+            </w:r>
+          </w:p>
+        </w:tc>
+        <w:tc>
+          <w:tcPr>
+            <w:tcW w:type="dxa" w:w="2835"/>
+            <w:tcBorders>
+              <w:top w:val="single" w:sz="2" w:space="0" w:color="C8C8C8"/>
+              <w:left w:val="single" w:sz="2" w:space="0" w:color="C8C8C8"/>
+              <w:bottom w:val="single" w:sz="2" w:space="0" w:color="C8C8C8"/>
+              <w:right w:val="single" w:sz="2" w:space="0" w:color="C8C8C8"/>
+            </w:tcBorders>
+          </w:tcPr>
+          <w:p>
+            <w:pPr>
+              <w:spacing w:after="20" w:before="20"/>
+            </w:pPr>
+            <w:r>
+              <w:rPr>
+                <w:rFonts w:ascii="Calibri" w:hAnsi="Calibri"/>
+                <w:b w:val="0"/>
+                <w:i w:val="0"/>
+                <w:color w:val="1A1A1A"/>
+                <w:sz w:val="18"/>
+              </w:rPr>
+              <w:t>L0 14% · L1 11% · L2 7.9% · L3 3% · L4 0%</w:t>
+            </w:r>
+          </w:p>
+        </w:tc>
+        <w:tc>
+          <w:tcPr>
+            <w:tcW w:type="dxa" w:w="4876"/>
+            <w:tcBorders>
+              <w:top w:val="single" w:sz="2" w:space="0" w:color="C8C8C8"/>
+              <w:left w:val="single" w:sz="2" w:space="0" w:color="C8C8C8"/>
+              <w:bottom w:val="single" w:sz="2" w:space="0" w:color="C8C8C8"/>
+              <w:right w:val="single" w:sz="2" w:space="0" w:color="C8C8C8"/>
+            </w:tcBorders>
+          </w:tcPr>
+          <w:p>
+            <w:pPr>
+              <w:spacing w:after="20" w:before="20"/>
+            </w:pPr>
+            <w:r>
+              <w:rPr>
+                <w:rFonts w:ascii="Calibri" w:hAnsi="Calibri"/>
+                <w:b w:val="0"/>
+                <w:i w:val="0"/>
+                <w:color w:val="1A1A1A"/>
+                <w:sz w:val="18"/>
+              </w:rPr>
+              <w:t>The single most consequential number in the file. The filed 7.9% segment margin is FULLY LOADED — applying it flat to incremental revenue asserts that new business carries the same overhead as existing business, which is wrong in both directions. Varying it by distance moves five-year profit by about 1.66×, and revenue concentrates at L0, so the L0 band dominates the answer. One table from Orange finance is worth more here than any other single input.</w:t>
+            </w:r>
+          </w:p>
+        </w:tc>
+      </w:tr>
+      <w:tr>
+        <w:tc>
+          <w:tcPr>
+            <w:tcW w:type="dxa" w:w="1701"/>
+            <w:shd w:val="clear" w:color="auto" w:fill="F2F2F2"/>
+            <w:tcBorders>
+              <w:top w:val="single" w:sz="2" w:space="0" w:color="C8C8C8"/>
+              <w:left w:val="single" w:sz="2" w:space="0" w:color="C8C8C8"/>
+              <w:bottom w:val="single" w:sz="2" w:space="0" w:color="C8C8C8"/>
+              <w:right w:val="single" w:sz="2" w:space="0" w:color="C8C8C8"/>
+            </w:tcBorders>
+          </w:tcPr>
+          <w:p>
+            <w:pPr>
+              <w:spacing w:after="20" w:before="20"/>
+            </w:pPr>
+            <w:r>
+              <w:rPr>
+                <w:rFonts w:ascii="Calibri" w:hAnsi="Calibri"/>
+                <w:b/>
+                <w:i w:val="0"/>
+                <w:color w:val="1A1A1A"/>
+                <w:sz w:val="18"/>
+              </w:rPr>
+              <w:t>Ramp by horizon</w:t>
+            </w:r>
+          </w:p>
+        </w:tc>
+        <w:tc>
+          <w:tcPr>
+            <w:tcW w:type="dxa" w:w="2835"/>
+            <w:shd w:val="clear" w:color="auto" w:fill="F2F2F2"/>
+            <w:tcBorders>
+              <w:top w:val="single" w:sz="2" w:space="0" w:color="C8C8C8"/>
+              <w:left w:val="single" w:sz="2" w:space="0" w:color="C8C8C8"/>
+              <w:bottom w:val="single" w:sz="2" w:space="0" w:color="C8C8C8"/>
+              <w:right w:val="single" w:sz="2" w:space="0" w:color="C8C8C8"/>
+            </w:tcBorders>
+          </w:tcPr>
+          <w:p>
+            <w:pPr>
+              <w:spacing w:after="20" w:before="20"/>
+            </w:pPr>
+            <w:r>
+              <w:rPr>
+                <w:rFonts w:ascii="Calibri" w:hAnsi="Calibri"/>
+                <w:b w:val="0"/>
+                <w:i w:val="0"/>
+                <w:color w:val="1A1A1A"/>
+                <w:sz w:val="18"/>
+              </w:rPr>
+              <w:t>Share of obtainable market reached in each year after a space's OWN entry year</w:t>
+            </w:r>
+          </w:p>
+        </w:tc>
+        <w:tc>
+          <w:tcPr>
+            <w:tcW w:type="dxa" w:w="4876"/>
+            <w:shd w:val="clear" w:color="auto" w:fill="F2F2F2"/>
+            <w:tcBorders>
+              <w:top w:val="single" w:sz="2" w:space="0" w:color="C8C8C8"/>
+              <w:left w:val="single" w:sz="2" w:space="0" w:color="C8C8C8"/>
+              <w:bottom w:val="single" w:sz="2" w:space="0" w:color="C8C8C8"/>
+              <w:right w:val="single" w:sz="2" w:space="0" w:color="C8C8C8"/>
+            </w:tcBorders>
+          </w:tcPr>
+          <w:p>
+            <w:pPr>
+              <w:spacing w:after="20" w:before="20"/>
+            </w:pPr>
+            <w:r>
+              <w:rPr>
+                <w:rFonts w:ascii="Calibri" w:hAnsi="Calibri"/>
+                <w:b w:val="0"/>
+                <w:i w:val="0"/>
+                <w:color w:val="1A1A1A"/>
+                <w:sz w:val="18"/>
+              </w:rPr>
+              <w:t>It is what makes staggered entry cost something. A space entering in year three is in the first year of its own ramp, not the third year of the plan's.</w:t>
+            </w:r>
+          </w:p>
+        </w:tc>
+      </w:tr>
+      <w:tr>
+        <w:tc>
+          <w:tcPr>
+            <w:tcW w:type="dxa" w:w="1701"/>
+            <w:tcBorders>
+              <w:top w:val="single" w:sz="2" w:space="0" w:color="C8C8C8"/>
+              <w:left w:val="single" w:sz="2" w:space="0" w:color="C8C8C8"/>
+              <w:bottom w:val="single" w:sz="2" w:space="0" w:color="C8C8C8"/>
+              <w:right w:val="single" w:sz="2" w:space="0" w:color="C8C8C8"/>
+            </w:tcBorders>
+          </w:tcPr>
+          <w:p>
+            <w:pPr>
+              <w:spacing w:after="20" w:before="20"/>
+            </w:pPr>
+            <w:r>
+              <w:rPr>
+                <w:rFonts w:ascii="Calibri" w:hAnsi="Calibri"/>
+                <w:b/>
+                <w:i w:val="0"/>
+                <w:color w:val="1A1A1A"/>
+                <w:sz w:val="18"/>
+              </w:rPr>
+              <w:t>Overlap discount</w:t>
+            </w:r>
+          </w:p>
+        </w:tc>
+        <w:tc>
+          <w:tcPr>
+            <w:tcW w:type="dxa" w:w="2835"/>
+            <w:tcBorders>
+              <w:top w:val="single" w:sz="2" w:space="0" w:color="C8C8C8"/>
+              <w:left w:val="single" w:sz="2" w:space="0" w:color="C8C8C8"/>
+              <w:bottom w:val="single" w:sz="2" w:space="0" w:color="C8C8C8"/>
+              <w:right w:val="single" w:sz="2" w:space="0" w:color="C8C8C8"/>
+            </w:tcBorders>
+          </w:tcPr>
+          <w:p>
+            <w:pPr>
+              <w:spacing w:after="20" w:before="20"/>
+            </w:pPr>
+            <w:r>
+              <w:rPr>
+                <w:rFonts w:ascii="Calibri" w:hAnsi="Calibri"/>
+                <w:b w:val="0"/>
+                <w:i w:val="0"/>
+                <w:color w:val="1A1A1A"/>
+                <w:sz w:val="18"/>
+              </w:rPr>
+              <w:t>A second space in a vertical is discounted; a third sharing its use case more so</w:t>
+            </w:r>
+          </w:p>
+        </w:tc>
+        <w:tc>
+          <w:tcPr>
+            <w:tcW w:type="dxa" w:w="4876"/>
+            <w:tcBorders>
+              <w:top w:val="single" w:sz="2" w:space="0" w:color="C8C8C8"/>
+              <w:left w:val="single" w:sz="2" w:space="0" w:color="C8C8C8"/>
+              <w:bottom w:val="single" w:sz="2" w:space="0" w:color="C8C8C8"/>
+              <w:right w:val="single" w:sz="2" w:space="0" w:color="C8C8C8"/>
+            </w:tcBorders>
+          </w:tcPr>
+          <w:p>
+            <w:pPr>
+              <w:spacing w:after="20" w:before="20"/>
+            </w:pPr>
+            <w:r>
+              <w:rPr>
+                <w:rFonts w:ascii="Calibri" w:hAnsi="Calibri"/>
+                <w:b w:val="0"/>
+                <w:i w:val="0"/>
+                <w:color w:val="1A1A1A"/>
+                <w:sz w:val="18"/>
+              </w:rPr>
+              <w:t>SOM is not additive. Obtainable share is computed per topic against the same customers' same budgets, and the naive sum across all 418 spaces reaches 90% of Orange Business's entire segment revenue — which is not arguable for incremental business in a segment declining 5.8% a year.</w:t>
+            </w:r>
+          </w:p>
+        </w:tc>
+      </w:tr>
+      <w:tr>
+        <w:tc>
+          <w:tcPr>
+            <w:tcW w:type="dxa" w:w="1701"/>
+            <w:shd w:val="clear" w:color="auto" w:fill="F2F2F2"/>
+            <w:tcBorders>
+              <w:top w:val="single" w:sz="2" w:space="0" w:color="C8C8C8"/>
+              <w:left w:val="single" w:sz="2" w:space="0" w:color="C8C8C8"/>
+              <w:bottom w:val="single" w:sz="2" w:space="0" w:color="C8C8C8"/>
+              <w:right w:val="single" w:sz="2" w:space="0" w:color="C8C8C8"/>
+            </w:tcBorders>
+          </w:tcPr>
+          <w:p>
+            <w:pPr>
+              <w:spacing w:after="20" w:before="20"/>
+            </w:pPr>
+            <w:r>
+              <w:rPr>
+                <w:rFonts w:ascii="Calibri" w:hAnsi="Calibri"/>
+                <w:b/>
+                <w:i w:val="0"/>
+                <w:color w:val="1A1A1A"/>
+                <w:sz w:val="18"/>
+              </w:rPr>
+              <w:t>Discount rate</w:t>
+            </w:r>
+          </w:p>
+        </w:tc>
+        <w:tc>
+          <w:tcPr>
+            <w:tcW w:type="dxa" w:w="2835"/>
+            <w:shd w:val="clear" w:color="auto" w:fill="F2F2F2"/>
+            <w:tcBorders>
+              <w:top w:val="single" w:sz="2" w:space="0" w:color="C8C8C8"/>
+              <w:left w:val="single" w:sz="2" w:space="0" w:color="C8C8C8"/>
+              <w:bottom w:val="single" w:sz="2" w:space="0" w:color="C8C8C8"/>
+              <w:right w:val="single" w:sz="2" w:space="0" w:color="C8C8C8"/>
+            </w:tcBorders>
+          </w:tcPr>
+          <w:p>
+            <w:pPr>
+              <w:spacing w:after="20" w:before="20"/>
+            </w:pPr>
+            <w:r>
+              <w:rPr>
+                <w:rFonts w:ascii="Calibri" w:hAnsi="Calibri"/>
+                <w:b w:val="0"/>
+                <w:i w:val="0"/>
+                <w:color w:val="1A1A1A"/>
+                <w:sz w:val="18"/>
+              </w:rPr>
+              <w:t>7.3% post-tax, from the filed accounts</w:t>
+            </w:r>
+          </w:p>
+        </w:tc>
+        <w:tc>
+          <w:tcPr>
+            <w:tcW w:type="dxa" w:w="4876"/>
+            <w:shd w:val="clear" w:color="auto" w:fill="F2F2F2"/>
+            <w:tcBorders>
+              <w:top w:val="single" w:sz="2" w:space="0" w:color="C8C8C8"/>
+              <w:left w:val="single" w:sz="2" w:space="0" w:color="C8C8C8"/>
+              <w:bottom w:val="single" w:sz="2" w:space="0" w:color="C8C8C8"/>
+              <w:right w:val="single" w:sz="2" w:space="0" w:color="C8C8C8"/>
+            </w:tcBorders>
+          </w:tcPr>
+          <w:p>
+            <w:pPr>
+              <w:spacing w:after="20" w:before="20"/>
+            </w:pPr>
+            <w:r>
+              <w:rPr>
+                <w:rFonts w:ascii="Calibri" w:hAnsi="Calibri"/>
+                <w:b w:val="0"/>
+                <w:i w:val="0"/>
+                <w:color w:val="1A1A1A"/>
+                <w:sz w:val="18"/>
+              </w:rPr>
+              <w:t>Quoted, not assumed. It is the Enterprise cash-generating unit's own rate, and the segment took a €332m goodwill impairment in the same year.</w:t>
+            </w:r>
+          </w:p>
+        </w:tc>
+      </w:tr>
+    </w:tbl>
+    <w:p>
+      <w:pPr>
+        <w:spacing w:after="60"/>
+      </w:pPr>
+    </w:p>
+    <w:p>
+      <w:pPr>
+        <w:pStyle w:val="Heading2"/>
+      </w:pPr>
+      <w:r>
+        <w:rPr>
+          <w:rFonts w:ascii="Calibri" w:hAnsi="Calibri"/>
+        </w:rPr>
+        <w:t>11b.3  What it refuses to do</w:t>
+      </w:r>
+    </w:p>
+    <w:p>
+      <w:pPr>
+        <w:spacing w:after="140" w:before="0"/>
+      </w:pPr>
+      <w:r>
+        <w:rPr>
+          <w:rFonts w:ascii="Calibri" w:hAnsi="Calibri"/>
+          <w:b/>
+          <w:i w:val="0"/>
+          <w:color w:val="1A1A1A"/>
+          <w:sz w:val="21"/>
+        </w:rPr>
+        <w:t>It is not a forecast, and it says so before the first figure.</w:t>
+      </w:r>
+      <w:r>
+        <w:rPr>
+          <w:rFonts w:ascii="Calibri" w:hAnsi="Calibri"/>
+          <w:b w:val="0"/>
+          <w:i w:val="0"/>
+          <w:color w:val="1A1A1A"/>
+          <w:sz w:val="21"/>
+        </w:rPr>
+        <w:t xml:space="preserve"> Every projection carries its interval, the versions of every assumption behind it, and a plausibility check against Orange's own filed segment revenue. Where a plan's year-five revenue is an implausible share of that segment, the flag appears on the plan rather than in a footnote, and describes the number as a scenario ceiling.</w:t>
+      </w:r>
+    </w:p>
+    <w:p>
+      <w:pPr>
+        <w:spacing w:after="140" w:before="0"/>
+      </w:pPr>
+      <w:r>
+        <w:rPr>
+          <w:rFonts w:ascii="Calibri" w:hAnsi="Calibri"/>
+          <w:b/>
+          <w:i w:val="0"/>
+          <w:color w:val="1A1A1A"/>
+          <w:sz w:val="21"/>
+        </w:rPr>
+        <w:t>What is not in the plan says whose decision that was.</w:t>
+      </w:r>
+      <w:r>
+        <w:rPr>
+          <w:rFonts w:ascii="Calibri" w:hAnsi="Calibri"/>
+          <w:b w:val="0"/>
+          <w:i w:val="0"/>
+          <w:color w:val="1A1A1A"/>
+          <w:sz w:val="21"/>
+        </w:rPr>
+        <w:t xml:space="preserve"> Under the parameter source the exclusion list names the constraint that bound — the confidence floor, the distance cap, a concentration limit. Under the workflow source it names a stage instead: still at Shortlisted, stopped on the board, or unsized. Nothing there was excluded by the Planner, and the document says so.</w:t>
+      </w:r>
+    </w:p>
+    <w:p>
+      <w:pPr>
+        <w:spacing w:after="140" w:before="0"/>
+      </w:pPr>
+      <w:r>
+        <w:rPr>
+          <w:rFonts w:ascii="Calibri" w:hAnsi="Calibri"/>
+          <w:b/>
+          <w:i w:val="0"/>
+          <w:color w:val="1A1A1A"/>
+          <w:sz w:val="21"/>
+        </w:rPr>
+        <w:t>The prose knows which question it is answering.</w:t>
+      </w:r>
+      <w:r>
+        <w:rPr>
+          <w:rFonts w:ascii="Calibri" w:hAnsi="Calibri"/>
+          <w:b w:val="0"/>
+          <w:i w:val="0"/>
+          <w:color w:val="1A1A1A"/>
+          <w:sz w:val="21"/>
+        </w:rPr>
+        <w:t xml:space="preserve"> A narrative written for a committed set may not describe alternatives being weighed, because none were. The narrative is a model writing about the projection under the numeric guard — it may not introduce a figure that is not already in the plan — and the prompt splits on the source so that it cannot describe a selection that did not happen.</w:t>
+      </w:r>
+    </w:p>
+    <w:tbl>
+      <w:tblPr>
+        <w:tblW w:type="auto" w:w="0"/>
+        <w:tblLook w:firstColumn="1" w:firstRow="1" w:lastColumn="0" w:lastRow="0" w:noHBand="0" w:noVBand="1" w:val="04A0"/>
+      </w:tblPr>
+      <w:tblGrid>
+        <w:gridCol w:w="9412"/>
+      </w:tblGrid>
+      <w:tr>
+        <w:tc>
+          <w:tcPr>
+            <w:tcW w:type="dxa" w:w="9412"/>
+            <w:shd w:val="clear" w:color="auto" w:fill="E6EFF8"/>
+            <w:tcBorders>
+              <w:top w:val="none" w:sz="0" w:space="0" w:color="D9D9D9"/>
+              <w:bottom w:val="none" w:sz="0" w:space="0" w:color="D9D9D9"/>
+              <w:right w:val="none" w:sz="0" w:space="0" w:color="D9D9D9"/>
+            </w:tcBorders>
+            <w:tcBorders>
+              <w:left w:val="single" w:sz="18" w:space="0" w:color="2F6FB0"/>
+            </w:tcBorders>
+          </w:tcPr>
+          <w:p>
+            <w:pPr>
+              <w:spacing w:after="60"/>
+            </w:pPr>
+            <w:r>
+              <w:rPr>
+                <w:rFonts w:ascii="Calibri" w:hAnsi="Calibri"/>
+                <w:b/>
+                <w:color w:val="2F6FB0"/>
+                <w:sz w:val="20"/>
+              </w:rPr>
+              <w:t>Why an optimiser rather than a learned model</w:t>
+            </w:r>
+          </w:p>
+          <w:p>
+            <w:pPr>
+              <w:spacing w:after="40"/>
+            </w:pPr>
+            <w:r>
+              <w:rPr>
+                <w:rFonts w:ascii="Calibri" w:hAnsi="Calibri"/>
+                <w:b w:val="0"/>
+                <w:i w:val="0"/>
+                <w:color w:val="1A1A1A"/>
+                <w:sz w:val="19"/>
+              </w:rPr>
+              <w:t>Selection under constraints is a multi-dimensional knapsack. It solves exactly, in under a second at this size, and it explains itself: which constraint bound, and what one more euro or one more engineer would buy. A learned recommender could do none of that, and NFR-01/NFR-03 require every number to decompose.</w:t>
+            </w:r>
+          </w:p>
+          <w:p>
+            <w:pPr>
+              <w:spacing w:after="40"/>
+            </w:pPr>
+            <w:r>
+              <w:rPr>
+                <w:rFonts w:ascii="Calibri" w:hAnsi="Calibri"/>
+                <w:b w:val="0"/>
+                <w:i w:val="0"/>
+                <w:color w:val="1A1A1A"/>
+                <w:sz w:val="19"/>
+              </w:rPr>
+              <w:t>There are also no labels. 418 spaces and zero historical outcomes is a spreadsheet, not a training set. The model's job in this subsystem is to WRITE the plan, not to choose it.</w:t>
+            </w:r>
+          </w:p>
+          <w:p>
+            <w:pPr>
+              <w:spacing w:after="0"/>
+            </w:pPr>
+            <w:r>
+              <w:rPr>
+                <w:rFonts w:ascii="Calibri" w:hAnsi="Calibri"/>
+                <w:b w:val="0"/>
+                <w:i w:val="0"/>
+                <w:color w:val="1A1A1A"/>
+                <w:sz w:val="19"/>
+              </w:rPr>
+              <w:t>Where the solver is unavailable or the program is infeasible, a greedy fill runs instead and NAMES each soft constraint it had to relax, rather than returning a set that quietly ignores one.</w:t>
+            </w:r>
+          </w:p>
+        </w:tc>
+      </w:tr>
+    </w:tbl>
+    <w:p>
+      <w:pPr>
+        <w:spacing w:after="40"/>
+      </w:pPr>
+    </w:p>
+    <w:p>
+      <w:pPr>
+        <w:pStyle w:val="Heading1"/>
+      </w:pPr>
+      <w:r>
+        <w:rPr>
+          <w:rFonts w:ascii="Calibri" w:hAnsi="Calibri"/>
+        </w:rPr>
         <w:t>12   Collaboration, ownership and team conviction</w:t>
       </w:r>
     </w:p>
@@ -11297,7 +13300,7 @@
         <w:drawing>
           <wp:inline xmlns:a="http://schemas.openxmlformats.org/drawingml/2006/main" xmlns:pic="http://schemas.openxmlformats.org/drawingml/2006/picture">
             <wp:extent cx="9504000" cy="5288648"/>
-            <wp:docPr id="9" name="Picture 9"/>
+            <wp:docPr id="11" name="Picture 11"/>
             <wp:cNvGraphicFramePr>
               <a:graphicFrameLocks noChangeAspect="1"/>
             </wp:cNvGraphicFramePr>
@@ -11309,7 +13312,7 @@
                     <pic:cNvPicPr/>
                   </pic:nvPicPr>
                   <pic:blipFill>
-                    <a:blip r:embed="rId18"/>
+                    <a:blip r:embed="rId20"/>
                     <a:stretch>
                       <a:fillRect/>
                     </a:stretch>
@@ -11949,6 +13952,854 @@
         <w:rPr>
           <w:rFonts w:ascii="Calibri" w:hAnsi="Calibri"/>
         </w:rPr>
+        <w:t>12b   Pre-sales collateral</w:t>
+      </w:r>
+    </w:p>
+    <w:p>
+      <w:pPr>
+        <w:spacing w:after="140" w:before="0"/>
+      </w:pPr>
+      <w:r>
+        <w:rPr>
+          <w:rFonts w:ascii="Calibri" w:hAnsi="Calibri"/>
+          <w:b w:val="0"/>
+          <w:i w:val="0"/>
+          <w:color w:val="1A1A1A"/>
+          <w:sz w:val="21"/>
+        </w:rPr>
+        <w:t xml:space="preserve">The brief is one document for one conversation. This is the twelve pieces a team needs </w:t>
+      </w:r>
+      <w:r>
+        <w:rPr>
+          <w:rFonts w:ascii="Calibri" w:hAnsi="Calibri"/>
+          <w:b/>
+          <w:i w:val="0"/>
+          <w:color w:val="1A1A1A"/>
+          <w:sz w:val="21"/>
+        </w:rPr>
+        <w:t>between</w:t>
+      </w:r>
+      <w:r>
+        <w:rPr>
+          <w:rFonts w:ascii="Calibri" w:hAnsi="Calibri"/>
+          <w:b w:val="0"/>
+          <w:i w:val="0"/>
+          <w:color w:val="1A1A1A"/>
+          <w:sz w:val="21"/>
+        </w:rPr>
+        <w:t xml:space="preserve"> that conversation and a proposal: a discovery and qualification pack, an outreach sequence, a first-meeting deck, a value hypothesis, a reference pack, competitor battlecards, a solution outline, a PoC scoping sheet, a partner brief, commercial model options, tender response blocks and a bid risk register.</w:t>
+      </w:r>
+    </w:p>
+    <w:p>
+      <w:pPr>
+        <w:sectPr>
+          <w:pgSz w:w="11906" w:h="16838"/>
+          <w:pgMar w:top="1247" w:right="1247" w:bottom="1134" w:left="1247" w:header="720" w:footer="720" w:gutter="0"/>
+          <w:cols w:space="720"/>
+          <w:docGrid w:linePitch="360"/>
+        </w:sectPr>
+      </w:pPr>
+    </w:p>
+    <w:p>
+      <w:pPr>
+        <w:spacing w:after="80"/>
+        <w:jc w:val="center"/>
+      </w:pPr>
+      <w:r>
+        <w:drawing>
+          <wp:inline xmlns:a="http://schemas.openxmlformats.org/drawingml/2006/main" xmlns:pic="http://schemas.openxmlformats.org/drawingml/2006/picture">
+            <wp:extent cx="9504000" cy="5328987"/>
+            <wp:docPr id="12" name="Picture 12"/>
+            <wp:cNvGraphicFramePr>
+              <a:graphicFrameLocks noChangeAspect="1"/>
+            </wp:cNvGraphicFramePr>
+            <a:graphic>
+              <a:graphicData uri="http://schemas.openxmlformats.org/drawingml/2006/picture">
+                <pic:pic>
+                  <pic:nvPicPr>
+                    <pic:cNvPr id="0" name="fdd-13-presales.png"/>
+                    <pic:cNvPicPr/>
+                  </pic:nvPicPr>
+                  <pic:blipFill>
+                    <a:blip r:embed="rId21"/>
+                    <a:stretch>
+                      <a:fillRect/>
+                    </a:stretch>
+                  </pic:blipFill>
+                  <pic:spPr>
+                    <a:xfrm>
+                      <a:off x="0" y="0"/>
+                      <a:ext cx="9504000" cy="5328987"/>
+                    </a:xfrm>
+                    <a:prstGeom prst="rect"/>
+                  </pic:spPr>
+                </pic:pic>
+              </a:graphicData>
+            </a:graphic>
+          </wp:inline>
+        </w:drawing>
+      </w:r>
+    </w:p>
+    <w:p>
+      <w:pPr>
+        <w:spacing w:after="0"/>
+        <w:jc w:val="left"/>
+      </w:pPr>
+      <w:r>
+        <w:rPr>
+          <w:rFonts w:ascii="Calibri" w:hAnsi="Calibri"/>
+          <w:i/>
+          <w:color w:val="5A5A5A"/>
+          <w:sz w:val="17"/>
+        </w:rPr>
+        <w:t>The catalogue is shown in full whether or not anything has been built: what COULD be produced is as much of the answer as what has been, and a screen that starts empty is one nobody presses a button on.</w:t>
+      </w:r>
+    </w:p>
+    <w:p>
+      <w:pPr>
+        <w:sectPr>
+          <w:pgSz w:w="16838" w:h="11906" w:orient="landscape"/>
+          <w:pgMar w:top="850" w:right="850" w:bottom="850" w:left="850" w:header="720" w:footer="720" w:gutter="0"/>
+          <w:cols w:space="720"/>
+          <w:docGrid w:linePitch="360"/>
+        </w:sectPr>
+      </w:pPr>
+    </w:p>
+    <w:p>
+      <w:pPr>
+        <w:pStyle w:val="Heading2"/>
+      </w:pPr>
+      <w:r>
+        <w:rPr>
+          <w:rFonts w:ascii="Calibri" w:hAnsi="Calibri"/>
+        </w:rPr>
+        <w:t>12b.1  One snapshot, twelve documents</w:t>
+      </w:r>
+    </w:p>
+    <w:p>
+      <w:pPr>
+        <w:spacing w:after="140" w:before="0"/>
+      </w:pPr>
+      <w:r>
+        <w:rPr>
+          <w:rFonts w:ascii="Calibri" w:hAnsi="Calibri"/>
+          <w:b w:val="0"/>
+          <w:i w:val="0"/>
+          <w:color w:val="1A1A1A"/>
+          <w:sz w:val="21"/>
+        </w:rPr>
+        <w:t xml:space="preserve">The space is read </w:t>
+      </w:r>
+      <w:r>
+        <w:rPr>
+          <w:rFonts w:ascii="Calibri" w:hAnsi="Calibri"/>
+          <w:b/>
+          <w:i w:val="0"/>
+          <w:color w:val="1A1A1A"/>
+          <w:sz w:val="21"/>
+        </w:rPr>
+        <w:t>once</w:t>
+      </w:r>
+      <w:r>
+        <w:rPr>
+          <w:rFonts w:ascii="Calibri" w:hAnsi="Calibri"/>
+          <w:b w:val="0"/>
+          <w:i w:val="0"/>
+          <w:color w:val="1A1A1A"/>
+          <w:sz w:val="21"/>
+        </w:rPr>
+        <w:t xml:space="preserve"> and every renderer works from that reading. Two documents in the same pack quoting different SAM figures — one built before a sizing run and one after — is the failure this makes impossible rather than merely unlikely.</w:t>
+      </w:r>
+    </w:p>
+    <w:p>
+      <w:pPr>
+        <w:pStyle w:val="Heading2"/>
+      </w:pPr>
+      <w:r>
+        <w:rPr>
+          <w:rFonts w:ascii="Calibri" w:hAnsi="Calibri"/>
+        </w:rPr>
+        <w:t>12b.2  The format is the reader's choice, per piece</w:t>
+      </w:r>
+    </w:p>
+    <w:p>
+      <w:pPr>
+        <w:spacing w:after="140" w:before="0"/>
+      </w:pPr>
+      <w:r>
+        <w:rPr>
+          <w:rFonts w:ascii="Calibri" w:hAnsi="Calibri"/>
+          <w:b w:val="0"/>
+          <w:i w:val="0"/>
+          <w:color w:val="1A1A1A"/>
+          <w:sz w:val="21"/>
+        </w:rPr>
+        <w:t>Documents emit as PDF, Word or OpenDocument; decks as PowerPoint, OpenDocument or PDF. The default is the format the artefact wants to be, and that default is an argument about the artefact rather than a preference:</w:t>
+      </w:r>
+    </w:p>
+    <w:tbl>
+      <w:tblPr>
+        <w:tblW w:type="auto" w:w="0"/>
+        <w:jc w:val="left"/>
+        <w:tblLayout w:type="fixed"/>
+        <w:tblLook w:firstColumn="1" w:firstRow="1" w:lastColumn="0" w:lastRow="0" w:noHBand="0" w:noVBand="1" w:val="04A0"/>
+      </w:tblPr>
+      <w:tblGrid>
+        <w:gridCol w:w="3137"/>
+        <w:gridCol w:w="3137"/>
+        <w:gridCol w:w="3137"/>
+      </w:tblGrid>
+      <w:tr>
+        <w:tc>
+          <w:tcPr>
+            <w:tcW w:type="dxa" w:w="2041"/>
+            <w:shd w:val="clear" w:color="auto" w:fill="3C3C3C"/>
+            <w:tcBorders>
+              <w:top w:val="single" w:sz="2" w:space="0" w:color="C8C8C8"/>
+              <w:left w:val="single" w:sz="2" w:space="0" w:color="C8C8C8"/>
+              <w:bottom w:val="single" w:sz="2" w:space="0" w:color="C8C8C8"/>
+              <w:right w:val="single" w:sz="2" w:space="0" w:color="C8C8C8"/>
+            </w:tcBorders>
+          </w:tcPr>
+          <w:p>
+            <w:pPr>
+              <w:spacing w:after="20" w:before="20"/>
+            </w:pPr>
+            <w:r>
+              <w:rPr>
+                <w:rFonts w:ascii="Calibri" w:hAnsi="Calibri"/>
+                <w:b/>
+                <w:color w:val="FFFFFF"/>
+                <w:sz w:val="18"/>
+              </w:rPr>
+              <w:t>Piece</w:t>
+            </w:r>
+          </w:p>
+        </w:tc>
+        <w:tc>
+          <w:tcPr>
+            <w:tcW w:type="dxa" w:w="1361"/>
+            <w:shd w:val="clear" w:color="auto" w:fill="3C3C3C"/>
+            <w:tcBorders>
+              <w:top w:val="single" w:sz="2" w:space="0" w:color="C8C8C8"/>
+              <w:left w:val="single" w:sz="2" w:space="0" w:color="C8C8C8"/>
+              <w:bottom w:val="single" w:sz="2" w:space="0" w:color="C8C8C8"/>
+              <w:right w:val="single" w:sz="2" w:space="0" w:color="C8C8C8"/>
+            </w:tcBorders>
+          </w:tcPr>
+          <w:p>
+            <w:pPr>
+              <w:spacing w:after="20" w:before="20"/>
+            </w:pPr>
+            <w:r>
+              <w:rPr>
+                <w:rFonts w:ascii="Calibri" w:hAnsi="Calibri"/>
+                <w:b/>
+                <w:color w:val="FFFFFF"/>
+                <w:sz w:val="18"/>
+              </w:rPr>
+              <w:t>Default</w:t>
+            </w:r>
+          </w:p>
+        </w:tc>
+        <w:tc>
+          <w:tcPr>
+            <w:tcW w:type="dxa" w:w="6009"/>
+            <w:shd w:val="clear" w:color="auto" w:fill="3C3C3C"/>
+            <w:tcBorders>
+              <w:top w:val="single" w:sz="2" w:space="0" w:color="C8C8C8"/>
+              <w:left w:val="single" w:sz="2" w:space="0" w:color="C8C8C8"/>
+              <w:bottom w:val="single" w:sz="2" w:space="0" w:color="C8C8C8"/>
+              <w:right w:val="single" w:sz="2" w:space="0" w:color="C8C8C8"/>
+            </w:tcBorders>
+          </w:tcPr>
+          <w:p>
+            <w:pPr>
+              <w:spacing w:after="20" w:before="20"/>
+            </w:pPr>
+            <w:r>
+              <w:rPr>
+                <w:rFonts w:ascii="Calibri" w:hAnsi="Calibri"/>
+                <w:b/>
+                <w:color w:val="FFFFFF"/>
+                <w:sz w:val="18"/>
+              </w:rPr>
+              <w:t>Because</w:t>
+            </w:r>
+          </w:p>
+        </w:tc>
+      </w:tr>
+      <w:tr>
+        <w:tc>
+          <w:tcPr>
+            <w:tcW w:type="dxa" w:w="2041"/>
+            <w:tcBorders>
+              <w:top w:val="single" w:sz="2" w:space="0" w:color="C8C8C8"/>
+              <w:left w:val="single" w:sz="2" w:space="0" w:color="C8C8C8"/>
+              <w:bottom w:val="single" w:sz="2" w:space="0" w:color="C8C8C8"/>
+              <w:right w:val="single" w:sz="2" w:space="0" w:color="C8C8C8"/>
+            </w:tcBorders>
+          </w:tcPr>
+          <w:p>
+            <w:pPr>
+              <w:spacing w:after="20" w:before="20"/>
+            </w:pPr>
+            <w:r>
+              <w:rPr>
+                <w:rFonts w:ascii="Calibri" w:hAnsi="Calibri"/>
+                <w:b w:val="0"/>
+                <w:i w:val="0"/>
+                <w:color w:val="1A1A1A"/>
+                <w:sz w:val="18"/>
+              </w:rPr>
+              <w:t>Competitor battlecards</w:t>
+            </w:r>
+          </w:p>
+        </w:tc>
+        <w:tc>
+          <w:tcPr>
+            <w:tcW w:type="dxa" w:w="1361"/>
+            <w:tcBorders>
+              <w:top w:val="single" w:sz="2" w:space="0" w:color="C8C8C8"/>
+              <w:left w:val="single" w:sz="2" w:space="0" w:color="C8C8C8"/>
+              <w:bottom w:val="single" w:sz="2" w:space="0" w:color="C8C8C8"/>
+              <w:right w:val="single" w:sz="2" w:space="0" w:color="C8C8C8"/>
+            </w:tcBorders>
+          </w:tcPr>
+          <w:p>
+            <w:pPr>
+              <w:spacing w:after="20" w:before="20"/>
+            </w:pPr>
+            <w:r>
+              <w:rPr>
+                <w:rFonts w:ascii="Calibri" w:hAnsi="Calibri"/>
+                <w:b w:val="0"/>
+                <w:i w:val="0"/>
+                <w:color w:val="1A1A1A"/>
+                <w:sz w:val="18"/>
+              </w:rPr>
+              <w:t>PDF</w:t>
+            </w:r>
+          </w:p>
+        </w:tc>
+        <w:tc>
+          <w:tcPr>
+            <w:tcW w:type="dxa" w:w="6009"/>
+            <w:tcBorders>
+              <w:top w:val="single" w:sz="2" w:space="0" w:color="C8C8C8"/>
+              <w:left w:val="single" w:sz="2" w:space="0" w:color="C8C8C8"/>
+              <w:bottom w:val="single" w:sz="2" w:space="0" w:color="C8C8C8"/>
+              <w:right w:val="single" w:sz="2" w:space="0" w:color="C8C8C8"/>
+            </w:tcBorders>
+          </w:tcPr>
+          <w:p>
+            <w:pPr>
+              <w:spacing w:after="20" w:before="20"/>
+            </w:pPr>
+            <w:r>
+              <w:rPr>
+                <w:rFonts w:ascii="Calibri" w:hAnsi="Calibri"/>
+                <w:b w:val="0"/>
+                <w:i w:val="0"/>
+                <w:color w:val="1A1A1A"/>
+                <w:sz w:val="18"/>
+              </w:rPr>
+              <w:t>It is read on a phone in a car park, and must not have been edited since it was approved.</w:t>
+            </w:r>
+          </w:p>
+        </w:tc>
+      </w:tr>
+      <w:tr>
+        <w:tc>
+          <w:tcPr>
+            <w:tcW w:type="dxa" w:w="2041"/>
+            <w:shd w:val="clear" w:color="auto" w:fill="F2F2F2"/>
+            <w:tcBorders>
+              <w:top w:val="single" w:sz="2" w:space="0" w:color="C8C8C8"/>
+              <w:left w:val="single" w:sz="2" w:space="0" w:color="C8C8C8"/>
+              <w:bottom w:val="single" w:sz="2" w:space="0" w:color="C8C8C8"/>
+              <w:right w:val="single" w:sz="2" w:space="0" w:color="C8C8C8"/>
+            </w:tcBorders>
+          </w:tcPr>
+          <w:p>
+            <w:pPr>
+              <w:spacing w:after="20" w:before="20"/>
+            </w:pPr>
+            <w:r>
+              <w:rPr>
+                <w:rFonts w:ascii="Calibri" w:hAnsi="Calibri"/>
+                <w:b w:val="0"/>
+                <w:i w:val="0"/>
+                <w:color w:val="1A1A1A"/>
+                <w:sz w:val="18"/>
+              </w:rPr>
+              <w:t>Solution outline (HLD)</w:t>
+            </w:r>
+          </w:p>
+        </w:tc>
+        <w:tc>
+          <w:tcPr>
+            <w:tcW w:type="dxa" w:w="1361"/>
+            <w:shd w:val="clear" w:color="auto" w:fill="F2F2F2"/>
+            <w:tcBorders>
+              <w:top w:val="single" w:sz="2" w:space="0" w:color="C8C8C8"/>
+              <w:left w:val="single" w:sz="2" w:space="0" w:color="C8C8C8"/>
+              <w:bottom w:val="single" w:sz="2" w:space="0" w:color="C8C8C8"/>
+              <w:right w:val="single" w:sz="2" w:space="0" w:color="C8C8C8"/>
+            </w:tcBorders>
+          </w:tcPr>
+          <w:p>
+            <w:pPr>
+              <w:spacing w:after="20" w:before="20"/>
+            </w:pPr>
+            <w:r>
+              <w:rPr>
+                <w:rFonts w:ascii="Calibri" w:hAnsi="Calibri"/>
+                <w:b w:val="0"/>
+                <w:i w:val="0"/>
+                <w:color w:val="1A1A1A"/>
+                <w:sz w:val="18"/>
+              </w:rPr>
+              <w:t>PowerPoint</w:t>
+            </w:r>
+          </w:p>
+        </w:tc>
+        <w:tc>
+          <w:tcPr>
+            <w:tcW w:type="dxa" w:w="6009"/>
+            <w:shd w:val="clear" w:color="auto" w:fill="F2F2F2"/>
+            <w:tcBorders>
+              <w:top w:val="single" w:sz="2" w:space="0" w:color="C8C8C8"/>
+              <w:left w:val="single" w:sz="2" w:space="0" w:color="C8C8C8"/>
+              <w:bottom w:val="single" w:sz="2" w:space="0" w:color="C8C8C8"/>
+              <w:right w:val="single" w:sz="2" w:space="0" w:color="C8C8C8"/>
+            </w:tcBorders>
+          </w:tcPr>
+          <w:p>
+            <w:pPr>
+              <w:spacing w:after="20" w:before="20"/>
+            </w:pPr>
+            <w:r>
+              <w:rPr>
+                <w:rFonts w:ascii="Calibri" w:hAnsi="Calibri"/>
+                <w:b w:val="0"/>
+                <w:i w:val="0"/>
+                <w:color w:val="1A1A1A"/>
+                <w:sz w:val="18"/>
+              </w:rPr>
+              <w:t>The first thing a solution architect does with it is paste two slides into their own deck. Handing them a PDF makes them rebuild it.</w:t>
+            </w:r>
+          </w:p>
+        </w:tc>
+      </w:tr>
+      <w:tr>
+        <w:tc>
+          <w:tcPr>
+            <w:tcW w:type="dxa" w:w="2041"/>
+            <w:tcBorders>
+              <w:top w:val="single" w:sz="2" w:space="0" w:color="C8C8C8"/>
+              <w:left w:val="single" w:sz="2" w:space="0" w:color="C8C8C8"/>
+              <w:bottom w:val="single" w:sz="2" w:space="0" w:color="C8C8C8"/>
+              <w:right w:val="single" w:sz="2" w:space="0" w:color="C8C8C8"/>
+            </w:tcBorders>
+          </w:tcPr>
+          <w:p>
+            <w:pPr>
+              <w:spacing w:after="20" w:before="20"/>
+            </w:pPr>
+            <w:r>
+              <w:rPr>
+                <w:rFonts w:ascii="Calibri" w:hAnsi="Calibri"/>
+                <w:b w:val="0"/>
+                <w:i w:val="0"/>
+                <w:color w:val="1A1A1A"/>
+                <w:sz w:val="18"/>
+              </w:rPr>
+              <w:t>Tender response blocks</w:t>
+            </w:r>
+          </w:p>
+        </w:tc>
+        <w:tc>
+          <w:tcPr>
+            <w:tcW w:type="dxa" w:w="1361"/>
+            <w:tcBorders>
+              <w:top w:val="single" w:sz="2" w:space="0" w:color="C8C8C8"/>
+              <w:left w:val="single" w:sz="2" w:space="0" w:color="C8C8C8"/>
+              <w:bottom w:val="single" w:sz="2" w:space="0" w:color="C8C8C8"/>
+              <w:right w:val="single" w:sz="2" w:space="0" w:color="C8C8C8"/>
+            </w:tcBorders>
+          </w:tcPr>
+          <w:p>
+            <w:pPr>
+              <w:spacing w:after="20" w:before="20"/>
+            </w:pPr>
+            <w:r>
+              <w:rPr>
+                <w:rFonts w:ascii="Calibri" w:hAnsi="Calibri"/>
+                <w:b w:val="0"/>
+                <w:i w:val="0"/>
+                <w:color w:val="1A1A1A"/>
+                <w:sz w:val="18"/>
+              </w:rPr>
+              <w:t>Word</w:t>
+            </w:r>
+          </w:p>
+        </w:tc>
+        <w:tc>
+          <w:tcPr>
+            <w:tcW w:type="dxa" w:w="6009"/>
+            <w:tcBorders>
+              <w:top w:val="single" w:sz="2" w:space="0" w:color="C8C8C8"/>
+              <w:left w:val="single" w:sz="2" w:space="0" w:color="C8C8C8"/>
+              <w:bottom w:val="single" w:sz="2" w:space="0" w:color="C8C8C8"/>
+              <w:right w:val="single" w:sz="2" w:space="0" w:color="C8C8C8"/>
+            </w:tcBorders>
+          </w:tcPr>
+          <w:p>
+            <w:pPr>
+              <w:spacing w:after="20" w:before="20"/>
+            </w:pPr>
+            <w:r>
+              <w:rPr>
+                <w:rFonts w:ascii="Calibri" w:hAnsi="Calibri"/>
+                <w:b w:val="0"/>
+                <w:i w:val="0"/>
+                <w:color w:val="1A1A1A"/>
+                <w:sz w:val="18"/>
+              </w:rPr>
+              <w:t>It is paste-fodder for a Word response. A PDF of paste-fodder is actively obstructive.</w:t>
+            </w:r>
+          </w:p>
+        </w:tc>
+      </w:tr>
+      <w:tr>
+        <w:tc>
+          <w:tcPr>
+            <w:tcW w:type="dxa" w:w="2041"/>
+            <w:shd w:val="clear" w:color="auto" w:fill="F2F2F2"/>
+            <w:tcBorders>
+              <w:top w:val="single" w:sz="2" w:space="0" w:color="C8C8C8"/>
+              <w:left w:val="single" w:sz="2" w:space="0" w:color="C8C8C8"/>
+              <w:bottom w:val="single" w:sz="2" w:space="0" w:color="C8C8C8"/>
+              <w:right w:val="single" w:sz="2" w:space="0" w:color="C8C8C8"/>
+            </w:tcBorders>
+          </w:tcPr>
+          <w:p>
+            <w:pPr>
+              <w:spacing w:after="20" w:before="20"/>
+            </w:pPr>
+            <w:r>
+              <w:rPr>
+                <w:rFonts w:ascii="Calibri" w:hAnsi="Calibri"/>
+                <w:b w:val="0"/>
+                <w:i w:val="0"/>
+                <w:color w:val="1A1A1A"/>
+                <w:sz w:val="18"/>
+              </w:rPr>
+              <w:t>Outreach sequence</w:t>
+            </w:r>
+          </w:p>
+        </w:tc>
+        <w:tc>
+          <w:tcPr>
+            <w:tcW w:type="dxa" w:w="1361"/>
+            <w:shd w:val="clear" w:color="auto" w:fill="F2F2F2"/>
+            <w:tcBorders>
+              <w:top w:val="single" w:sz="2" w:space="0" w:color="C8C8C8"/>
+              <w:left w:val="single" w:sz="2" w:space="0" w:color="C8C8C8"/>
+              <w:bottom w:val="single" w:sz="2" w:space="0" w:color="C8C8C8"/>
+              <w:right w:val="single" w:sz="2" w:space="0" w:color="C8C8C8"/>
+            </w:tcBorders>
+          </w:tcPr>
+          <w:p>
+            <w:pPr>
+              <w:spacing w:after="20" w:before="20"/>
+            </w:pPr>
+            <w:r>
+              <w:rPr>
+                <w:rFonts w:ascii="Calibri" w:hAnsi="Calibri"/>
+                <w:b w:val="0"/>
+                <w:i w:val="0"/>
+                <w:color w:val="1A1A1A"/>
+                <w:sz w:val="18"/>
+              </w:rPr>
+              <w:t>Markdown</w:t>
+            </w:r>
+          </w:p>
+        </w:tc>
+        <w:tc>
+          <w:tcPr>
+            <w:tcW w:type="dxa" w:w="6009"/>
+            <w:shd w:val="clear" w:color="auto" w:fill="F2F2F2"/>
+            <w:tcBorders>
+              <w:top w:val="single" w:sz="2" w:space="0" w:color="C8C8C8"/>
+              <w:left w:val="single" w:sz="2" w:space="0" w:color="C8C8C8"/>
+              <w:bottom w:val="single" w:sz="2" w:space="0" w:color="C8C8C8"/>
+              <w:right w:val="single" w:sz="2" w:space="0" w:color="C8C8C8"/>
+            </w:tcBorders>
+          </w:tcPr>
+          <w:p>
+            <w:pPr>
+              <w:spacing w:after="20" w:before="20"/>
+            </w:pPr>
+            <w:r>
+              <w:rPr>
+                <w:rFonts w:ascii="Calibri" w:hAnsi="Calibri"/>
+                <w:b w:val="0"/>
+                <w:i w:val="0"/>
+                <w:color w:val="1A1A1A"/>
+                <w:sz w:val="18"/>
+              </w:rPr>
+              <w:t>Nobody has ever wanted a PDF of six emails.</w:t>
+            </w:r>
+          </w:p>
+        </w:tc>
+      </w:tr>
+    </w:tbl>
+    <w:p>
+      <w:pPr>
+        <w:spacing w:after="60"/>
+      </w:pPr>
+    </w:p>
+    <w:p>
+      <w:pPr>
+        <w:spacing w:after="140" w:before="0"/>
+      </w:pPr>
+      <w:r>
+        <w:rPr>
+          <w:rFonts w:ascii="Calibri" w:hAnsi="Calibri"/>
+          <w:b w:val="0"/>
+          <w:i w:val="0"/>
+          <w:color w:val="1A1A1A"/>
+          <w:sz w:val="21"/>
+        </w:rPr>
+        <w:t xml:space="preserve">Formats </w:t>
+      </w:r>
+      <w:r>
+        <w:rPr>
+          <w:rFonts w:ascii="Calibri" w:hAnsi="Calibri"/>
+          <w:b/>
+          <w:i w:val="0"/>
+          <w:color w:val="1A1A1A"/>
+          <w:sz w:val="21"/>
+        </w:rPr>
+        <w:t>coexist</w:t>
+      </w:r>
+      <w:r>
+        <w:rPr>
+          <w:rFonts w:ascii="Calibri" w:hAnsi="Calibri"/>
+          <w:b w:val="0"/>
+          <w:i w:val="0"/>
+          <w:color w:val="1A1A1A"/>
+          <w:sz w:val="21"/>
+        </w:rPr>
+        <w:t>: asking for Word after you have the PDF gives you both, because that is obviously what was meant. A deck is never offered as Word — one idea per page is the only property that made it a deck. An unsupported format is refused with the alternatives named, never satisfied silently under the wrong extension.</w:t>
+      </w:r>
+    </w:p>
+    <w:p>
+      <w:pPr>
+        <w:pStyle w:val="Heading2"/>
+      </w:pPr>
+      <w:r>
+        <w:rPr>
+          <w:rFonts w:ascii="Calibri" w:hAnsi="Calibri"/>
+        </w:rPr>
+        <w:t>12b.3  Charts are vector where it matters</w:t>
+      </w:r>
+    </w:p>
+    <w:p>
+      <w:pPr>
+        <w:spacing w:after="140" w:before="0"/>
+      </w:pPr>
+      <w:r>
+        <w:rPr>
+          <w:rFonts w:ascii="Calibri" w:hAnsi="Calibri"/>
+          <w:b w:val="0"/>
+          <w:i w:val="0"/>
+          <w:color w:val="1A1A1A"/>
+          <w:sz w:val="21"/>
+        </w:rPr>
+        <w:t xml:space="preserve">Eleven chart types are drawn with exact geometry: a TAM/SAM/SOM funnel, a value waterfall, a payback curve, a competitive field map, a risk matrix, a buying-centre map, a component ownership map, a portfolio path, a phase timeline, a scope boundary and coverage bars. In PowerPoint they are </w:t>
+      </w:r>
+      <w:r>
+        <w:rPr>
+          <w:rFonts w:ascii="Calibri" w:hAnsi="Calibri"/>
+          <w:b/>
+          <w:i w:val="0"/>
+          <w:color w:val="1A1A1A"/>
+          <w:sz w:val="21"/>
+        </w:rPr>
+        <w:t>native shapes</w:t>
+      </w:r>
+      <w:r>
+        <w:rPr>
+          <w:rFonts w:ascii="Calibri" w:hAnsi="Calibri"/>
+          <w:b w:val="0"/>
+          <w:i w:val="0"/>
+          <w:color w:val="1A1A1A"/>
+          <w:sz w:val="21"/>
+        </w:rPr>
+        <w:t>, so an architect moves a box rather than redrawing the slide; in PDF they are drawn geometry. Word and OpenDocument get the same picture rasterised at high resolution, because neither has a drawing model this code can target — and the trade is the right way round, since the format people send and the format people edit both get true vector output.</w:t>
+      </w:r>
+    </w:p>
+    <w:p>
+      <w:pPr>
+        <w:spacing w:after="140" w:before="0"/>
+      </w:pPr>
+      <w:r>
+        <w:rPr>
+          <w:rFonts w:ascii="Calibri" w:hAnsi="Calibri"/>
+          <w:b w:val="0"/>
+          <w:i w:val="0"/>
+          <w:color w:val="1A1A1A"/>
+          <w:sz w:val="21"/>
+        </w:rPr>
+        <w:t>The palette was validated rather than chosen: each colour does exactly one job — identity, order, magnitude, polarity or state — and the ordinal and categorical sets were run through a contrast and colour-vision check. The brand rule holds: orange means Orange, or it means emphasis. It is never slot four of a competitor palette, which is why the field map names competitors instead of colouring them.</w:t>
+      </w:r>
+    </w:p>
+    <w:p>
+      <w:pPr>
+        <w:pStyle w:val="Heading2"/>
+      </w:pPr>
+      <w:r>
+        <w:rPr>
+          <w:rFonts w:ascii="Calibri" w:hAnsi="Calibri"/>
+        </w:rPr>
+        <w:t>12b.4  It looks at the public record before writing</w:t>
+      </w:r>
+    </w:p>
+    <w:p>
+      <w:pPr>
+        <w:spacing w:after="140" w:before="0"/>
+      </w:pPr>
+      <w:r>
+        <w:rPr>
+          <w:rFonts w:ascii="Calibri" w:hAnsi="Calibri"/>
+          <w:b w:val="0"/>
+          <w:i w:val="0"/>
+          <w:color w:val="1A1A1A"/>
+          <w:sz w:val="21"/>
+        </w:rPr>
+        <w:t xml:space="preserve">The corpus is refreshed on a cadence; a battlecard is written the morning of a meeting. A regulator's deadline or a competitor's announcement lives in that gap. So a short, targeted research pass runs through the connectors the pipeline already trusts — same session, same throttling, same robots discipline, content held by reference only. Anything drawn from a retrieved item names its publisher inline, and every item the writer saw is listed at the back so a citation can be followed. Those items have </w:t>
+      </w:r>
+      <w:r>
+        <w:rPr>
+          <w:rFonts w:ascii="Calibri" w:hAnsi="Calibri"/>
+          <w:b/>
+          <w:i w:val="0"/>
+          <w:color w:val="1A1A1A"/>
+          <w:sz w:val="21"/>
+        </w:rPr>
+        <w:t>not</w:t>
+      </w:r>
+      <w:r>
+        <w:rPr>
+          <w:rFonts w:ascii="Calibri" w:hAnsi="Calibri"/>
+          <w:b w:val="0"/>
+          <w:i w:val="0"/>
+          <w:color w:val="1A1A1A"/>
+          <w:sz w:val="21"/>
+        </w:rPr>
+        <w:t xml:space="preserve"> been through the radar's evidence validation, and each document says so.</w:t>
+      </w:r>
+    </w:p>
+    <w:tbl>
+      <w:tblPr>
+        <w:tblW w:type="auto" w:w="0"/>
+        <w:tblLook w:firstColumn="1" w:firstRow="1" w:lastColumn="0" w:lastRow="0" w:noHBand="0" w:noVBand="1" w:val="04A0"/>
+      </w:tblPr>
+      <w:tblGrid>
+        <w:gridCol w:w="9412"/>
+      </w:tblGrid>
+      <w:tr>
+        <w:tc>
+          <w:tcPr>
+            <w:tcW w:type="dxa" w:w="9412"/>
+            <w:shd w:val="clear" w:color="auto" w:fill="FFF1E3"/>
+            <w:tcBorders>
+              <w:top w:val="none" w:sz="0" w:space="0" w:color="D9D9D9"/>
+              <w:bottom w:val="none" w:sz="0" w:space="0" w:color="D9D9D9"/>
+              <w:right w:val="none" w:sz="0" w:space="0" w:color="D9D9D9"/>
+            </w:tcBorders>
+            <w:tcBorders>
+              <w:left w:val="single" w:sz="18" w:space="0" w:color="A83E00"/>
+            </w:tcBorders>
+          </w:tcPr>
+          <w:p>
+            <w:pPr>
+              <w:spacing w:after="60"/>
+            </w:pPr>
+            <w:r>
+              <w:rPr>
+                <w:rFonts w:ascii="Calibri" w:hAnsi="Calibri"/>
+                <w:b/>
+                <w:color w:val="A83E00"/>
+                <w:sz w:val="20"/>
+              </w:rPr>
+              <w:t>A piece whose inputs are missing still builds</w:t>
+            </w:r>
+          </w:p>
+          <w:p>
+            <w:pPr>
+              <w:spacing w:after="40"/>
+            </w:pPr>
+            <w:r>
+              <w:rPr>
+                <w:rFonts w:ascii="Calibri" w:hAnsi="Calibri"/>
+                <w:b w:val="0"/>
+                <w:i w:val="0"/>
+                <w:color w:val="1A1A1A"/>
+                <w:sz w:val="19"/>
+              </w:rPr>
+              <w:t>The expensive inputs are prepared once for whichever pieces need them. Where an input is cheap and deterministic — a market size, a competitive assessment — it is generated; where it is not, the gap is reported.</w:t>
+            </w:r>
+          </w:p>
+          <w:p>
+            <w:pPr>
+              <w:spacing w:after="40"/>
+            </w:pPr>
+            <w:r>
+              <w:rPr>
+                <w:rFonts w:ascii="Calibri" w:hAnsi="Calibri"/>
+                <w:b w:val="0"/>
+                <w:i w:val="0"/>
+                <w:color w:val="1A1A1A"/>
+                <w:sz w:val="19"/>
+              </w:rPr>
+              <w:t>But nothing here refuses to produce a document. A pre-sales engineer who asked for a solution outline and got an error has nothing. One who got the outline with "built without the written description" across the top has the component map, the portfolio path, and a clear instruction about what to do next.</w:t>
+            </w:r>
+          </w:p>
+          <w:p>
+            <w:pPr>
+              <w:spacing w:after="0"/>
+            </w:pPr>
+            <w:r>
+              <w:rPr>
+                <w:rFonts w:ascii="Calibri" w:hAnsi="Calibri"/>
+                <w:b w:val="0"/>
+                <w:i w:val="0"/>
+                <w:color w:val="1A1A1A"/>
+                <w:sz w:val="19"/>
+              </w:rPr>
+              <w:t>Staleness is reported PER INPUT rather than per space. A pack whose battlecard was built against last month's competitor register and whose value case was built this morning is exactly the failure that tracking exists to make visible.</w:t>
+            </w:r>
+          </w:p>
+        </w:tc>
+      </w:tr>
+    </w:tbl>
+    <w:p>
+      <w:pPr>
+        <w:spacing w:after="40"/>
+      </w:pPr>
+    </w:p>
+    <w:p>
+      <w:pPr>
+        <w:pStyle w:val="Heading1"/>
+      </w:pPr>
+      <w:r>
+        <w:rPr>
+          <w:rFonts w:ascii="Calibri" w:hAnsi="Calibri"/>
+        </w:rPr>
         <w:t>13   Users, journeys and screens</w:t>
       </w:r>
     </w:p>
@@ -11986,7 +14837,7 @@
         <w:drawing>
           <wp:inline xmlns:a="http://schemas.openxmlformats.org/drawingml/2006/main" xmlns:pic="http://schemas.openxmlformats.org/drawingml/2006/picture">
             <wp:extent cx="9504000" cy="5037925"/>
-            <wp:docPr id="10" name="Picture 10"/>
+            <wp:docPr id="13" name="Picture 13"/>
             <wp:cNvGraphicFramePr>
               <a:graphicFrameLocks noChangeAspect="1"/>
             </wp:cNvGraphicFramePr>
@@ -11998,7 +14849,7 @@
                     <pic:cNvPicPr/>
                   </pic:nvPicPr>
                   <pic:blipFill>
-                    <a:blip r:embed="rId19"/>
+                    <a:blip r:embed="rId22"/>
                     <a:stretch>
                       <a:fillRect/>
                     </a:stretch>
@@ -12248,6 +15099,306 @@
     </w:p>
     <w:p>
       <w:pPr>
+        <w:pStyle w:val="Heading2"/>
+      </w:pPr>
+      <w:r>
+        <w:rPr>
+          <w:rFonts w:ascii="Calibri" w:hAnsi="Calibri"/>
+        </w:rPr>
+        <w:t>13.5  Signing in</w:t>
+      </w:r>
+    </w:p>
+    <w:p>
+      <w:pPr>
+        <w:spacing w:after="140" w:before="0"/>
+      </w:pPr>
+      <w:r>
+        <w:rPr>
+          <w:rFonts w:ascii="Calibri" w:hAnsi="Calibri"/>
+          <w:b w:val="0"/>
+          <w:i w:val="0"/>
+          <w:color w:val="1A1A1A"/>
+          <w:sz w:val="21"/>
+        </w:rPr>
+        <w:t>Everything the product serves is internal: competitive analysis of named companies, Orange's own asset graph, market estimates with the workings attached, and the stage-gate opinions of people who work here. None of it should be readable by whoever finds the URL. Every path except the sign-in endpoints themselves now requires a session, and the interface shows who is signed in and offers a password change from every screen.</w:t>
+      </w:r>
+    </w:p>
+    <w:p>
+      <w:pPr>
+        <w:spacing w:after="140" w:before="0"/>
+      </w:pPr>
+      <w:r>
+        <w:rPr>
+          <w:rFonts w:ascii="Calibri" w:hAnsi="Calibri"/>
+          <w:b w:val="0"/>
+          <w:i w:val="0"/>
+          <w:color w:val="1A1A1A"/>
+          <w:sz w:val="21"/>
+        </w:rPr>
+        <w:t xml:space="preserve">An empty database seeds one account, </w:t>
+      </w:r>
+      <w:r>
+        <w:rPr>
+          <w:rFonts w:ascii="Consolas" w:hAnsi="Consolas"/>
+          <w:i w:val="0"/>
+          <w:color w:val="A83E00"/>
+          <w:sz w:val="19"/>
+        </w:rPr>
+        <w:t>orange</w:t>
+      </w:r>
+      <w:r>
+        <w:rPr>
+          <w:rFonts w:ascii="Calibri" w:hAnsi="Calibri"/>
+          <w:b w:val="0"/>
+          <w:i w:val="0"/>
+          <w:color w:val="1A1A1A"/>
+          <w:sz w:val="21"/>
+        </w:rPr>
+        <w:t xml:space="preserve"> / </w:t>
+      </w:r>
+      <w:r>
+        <w:rPr>
+          <w:rFonts w:ascii="Consolas" w:hAnsi="Consolas"/>
+          <w:i w:val="0"/>
+          <w:color w:val="A83E00"/>
+          <w:sz w:val="19"/>
+        </w:rPr>
+        <w:t>orange</w:t>
+      </w:r>
+      <w:r>
+        <w:rPr>
+          <w:rFonts w:ascii="Calibri" w:hAnsi="Calibri"/>
+          <w:b w:val="0"/>
+          <w:i w:val="0"/>
+          <w:color w:val="1A1A1A"/>
+          <w:sz w:val="21"/>
+        </w:rPr>
+        <w:t xml:space="preserve">, flagged </w:t>
+      </w:r>
+      <w:r>
+        <w:rPr>
+          <w:rFonts w:ascii="Calibri" w:hAnsi="Calibri"/>
+          <w:b/>
+          <w:i w:val="0"/>
+          <w:color w:val="1A1A1A"/>
+          <w:sz w:val="21"/>
+        </w:rPr>
+        <w:t>must change password</w:t>
+      </w:r>
+      <w:r>
+        <w:rPr>
+          <w:rFonts w:ascii="Calibri" w:hAnsi="Calibri"/>
+          <w:b w:val="0"/>
+          <w:i w:val="0"/>
+          <w:color w:val="1A1A1A"/>
+          <w:sz w:val="21"/>
+        </w:rPr>
+        <w:t>. That flag is not decoration: a warning appears on every screen while it is set, because a default credential nobody is reminded about is a permanent one. Accounts are managed from the command line rather than from the running application, so a hijacked session cannot mint itself a permanent login.</w:t>
+      </w:r>
+    </w:p>
+    <w:p>
+      <w:pPr>
+        <w:pStyle w:val="Heading2"/>
+      </w:pPr>
+      <w:r>
+        <w:rPr>
+          <w:rFonts w:ascii="Calibri" w:hAnsi="Calibri"/>
+        </w:rPr>
+        <w:t>13.6  Removing an opportunity space</w:t>
+      </w:r>
+    </w:p>
+    <w:p>
+      <w:pPr>
+        <w:spacing w:after="140" w:before="0"/>
+      </w:pPr>
+      <w:r>
+        <w:rPr>
+          <w:rFonts w:ascii="Calibri" w:hAnsi="Calibri"/>
+          <w:b w:val="0"/>
+          <w:i w:val="0"/>
+          <w:color w:val="1A1A1A"/>
+          <w:sz w:val="21"/>
+        </w:rPr>
+        <w:t xml:space="preserve">A synthesis result that is wrong could previously only be retracted by editing the database by hand. A space can now be deleted from its detail pane — but the interesting part is not the delete, which the foreign keys already cascaded. It is what the person is told </w:t>
+      </w:r>
+      <w:r>
+        <w:rPr>
+          <w:rFonts w:ascii="Calibri" w:hAnsi="Calibri"/>
+          <w:b/>
+          <w:i w:val="0"/>
+          <w:color w:val="1A1A1A"/>
+          <w:sz w:val="21"/>
+        </w:rPr>
+        <w:t>first</w:t>
+      </w:r>
+      <w:r>
+        <w:rPr>
+          <w:rFonts w:ascii="Calibri" w:hAnsi="Calibri"/>
+          <w:b w:val="0"/>
+          <w:i w:val="0"/>
+          <w:color w:val="1A1A1A"/>
+          <w:sz w:val="21"/>
+        </w:rPr>
+        <w:t>: the dialog asks the server for the impact and reads it out before showing the button, and the result names again what went.</w:t>
+      </w:r>
+    </w:p>
+    <w:p>
+      <w:pPr>
+        <w:pStyle w:val="ListBullet"/>
+        <w:spacing w:after="60"/>
+        <w:ind w:left="397"/>
+      </w:pPr>
+      <w:r>
+        <w:rPr>
+          <w:rFonts w:ascii="Calibri" w:hAnsi="Calibri"/>
+          <w:b/>
+          <w:i w:val="0"/>
+          <w:color w:val="1A1A1A"/>
+          <w:sz w:val="21"/>
+        </w:rPr>
+        <w:t>The evidence survives.</w:t>
+      </w:r>
+      <w:r>
+        <w:rPr>
+          <w:rFonts w:ascii="Calibri" w:hAnsi="Calibri"/>
+          <w:b w:val="0"/>
+          <w:i w:val="0"/>
+          <w:color w:val="1A1A1A"/>
+          <w:sz w:val="21"/>
+        </w:rPr>
+        <w:t xml:space="preserve"> Only the attachment rows go. A signal is evidence about the world that several spaces may cite; deleting a synthesis result must not delete the reading it was synthesised from.</w:t>
+      </w:r>
+    </w:p>
+    <w:p>
+      <w:pPr>
+        <w:pStyle w:val="ListBullet"/>
+        <w:spacing w:after="60"/>
+        <w:ind w:left="397"/>
+      </w:pPr>
+      <w:r>
+        <w:rPr>
+          <w:rFonts w:ascii="Calibri" w:hAnsi="Calibri"/>
+          <w:b/>
+          <w:i w:val="0"/>
+          <w:color w:val="1A1A1A"/>
+          <w:sz w:val="21"/>
+        </w:rPr>
+        <w:t>Duplicates folded into this space go with it.</w:t>
+      </w:r>
+      <w:r>
+        <w:rPr>
+          <w:rFonts w:ascii="Calibri" w:hAnsi="Calibri"/>
+          <w:b w:val="0"/>
+          <w:i w:val="0"/>
+          <w:color w:val="1A1A1A"/>
+          <w:sz w:val="21"/>
+        </w:rPr>
+        <w:t xml:space="preserve"> A merged record is a tombstone saying "this triple is the same topic as that one". If the survivor is removed, clearing the pointer instead would resurrect duplicates against the identity rule in section 5.1.</w:t>
+      </w:r>
+    </w:p>
+    <w:p>
+      <w:pPr>
+        <w:pStyle w:val="ListBullet"/>
+        <w:spacing w:after="60"/>
+        <w:ind w:left="397"/>
+      </w:pPr>
+      <w:r>
+        <w:rPr>
+          <w:rFonts w:ascii="Calibri" w:hAnsi="Calibri"/>
+          <w:b/>
+          <w:i w:val="0"/>
+          <w:color w:val="1A1A1A"/>
+          <w:sz w:val="21"/>
+        </w:rPr>
+        <w:t>Plans are named, not blocked.</w:t>
+      </w:r>
+      <w:r>
+        <w:rPr>
+          <w:rFonts w:ascii="Calibri" w:hAnsi="Calibri"/>
+          <w:b w:val="0"/>
+          <w:i w:val="0"/>
+          <w:color w:val="1A1A1A"/>
+          <w:sz w:val="21"/>
+        </w:rPr>
+        <w:t xml:space="preserve"> A plan that selected this space keeps its stored projection, which was computed once and is immutable by design. Refusing the delete would make any space that ever appeared in a plan permanent; silently breaking the plan would be worse. So the impact names the plans, and so does the result.</w:t>
+      </w:r>
+    </w:p>
+    <w:tbl>
+      <w:tblPr>
+        <w:tblW w:type="auto" w:w="0"/>
+        <w:tblLook w:firstColumn="1" w:firstRow="1" w:lastColumn="0" w:lastRow="0" w:noHBand="0" w:noVBand="1" w:val="04A0"/>
+      </w:tblPr>
+      <w:tblGrid>
+        <w:gridCol w:w="9412"/>
+      </w:tblGrid>
+      <w:tr>
+        <w:tc>
+          <w:tcPr>
+            <w:tcW w:type="dxa" w:w="9412"/>
+            <w:shd w:val="clear" w:color="auto" w:fill="FFF1E3"/>
+            <w:tcBorders>
+              <w:top w:val="none" w:sz="0" w:space="0" w:color="D9D9D9"/>
+              <w:bottom w:val="none" w:sz="0" w:space="0" w:color="D9D9D9"/>
+              <w:right w:val="none" w:sz="0" w:space="0" w:color="D9D9D9"/>
+            </w:tcBorders>
+            <w:tcBorders>
+              <w:left w:val="single" w:sz="18" w:space="0" w:color="A83E00"/>
+            </w:tcBorders>
+          </w:tcPr>
+          <w:p>
+            <w:pPr>
+              <w:spacing w:after="60"/>
+            </w:pPr>
+            <w:r>
+              <w:rPr>
+                <w:rFonts w:ascii="Calibri" w:hAnsi="Calibri"/>
+                <w:b/>
+                <w:color w:val="A83E00"/>
+                <w:sz w:val="20"/>
+              </w:rPr>
+              <w:t>Deletion is not suppression</w:t>
+            </w:r>
+          </w:p>
+          <w:p>
+            <w:pPr>
+              <w:spacing w:after="40"/>
+            </w:pPr>
+            <w:r>
+              <w:rPr>
+                <w:rFonts w:ascii="Calibri" w:hAnsi="Calibri"/>
+                <w:b w:val="0"/>
+                <w:i w:val="0"/>
+                <w:color w:val="1A1A1A"/>
+                <w:sz w:val="19"/>
+              </w:rPr>
+              <w:t>Identity is the vertical × use case × technology triple. A later refresh that meets the same triple in the evidence will synthesise the space again — with a new id, and with none of the history removed here.</w:t>
+            </w:r>
+          </w:p>
+          <w:p>
+            <w:pPr>
+              <w:spacing w:after="0"/>
+            </w:pPr>
+            <w:r>
+              <w:rPr>
+                <w:rFonts w:ascii="Calibri" w:hAnsi="Calibri"/>
+                <w:b w:val="0"/>
+                <w:i w:val="0"/>
+                <w:color w:val="1A1A1A"/>
+                <w:sz w:val="19"/>
+              </w:rPr>
+              <w:t>Removing a space is a statement about the corpus as it stands, not a permanent veto. Anything that needs to be permanent belongs in the taxonomy or the source catalogue, not in a delete.</w:t>
+            </w:r>
+          </w:p>
+        </w:tc>
+      </w:tr>
+    </w:tbl>
+    <w:p>
+      <w:pPr>
+        <w:spacing w:after="40"/>
+      </w:pPr>
+    </w:p>
+    <w:p>
+      <w:pPr>
         <w:pStyle w:val="Heading1"/>
       </w:pPr>
       <w:r>
@@ -12291,7 +15442,7 @@
         <w:drawing>
           <wp:inline xmlns:a="http://schemas.openxmlformats.org/drawingml/2006/main" xmlns:pic="http://schemas.openxmlformats.org/drawingml/2006/picture">
             <wp:extent cx="9504000" cy="5678237"/>
-            <wp:docPr id="11" name="Picture 11"/>
+            <wp:docPr id="14" name="Picture 14"/>
             <wp:cNvGraphicFramePr>
               <a:graphicFrameLocks noChangeAspect="1"/>
             </wp:cNvGraphicFramePr>
@@ -12303,7 +15454,7 @@
                     <pic:cNvPicPr/>
                   </pic:nvPicPr>
                   <pic:blipFill>
-                    <a:blip r:embed="rId20"/>
+                    <a:blip r:embed="rId23"/>
                     <a:stretch>
                       <a:fillRect/>
                     </a:stretch>
@@ -13750,6 +16901,412 @@
                 <w:sz w:val="18"/>
               </w:rPr>
               <w:t>Topic</w:t>
+            </w:r>
+          </w:p>
+        </w:tc>
+      </w:tr>
+      <w:tr>
+        <w:tc>
+          <w:tcPr>
+            <w:tcW w:type="dxa" w:w="1701"/>
+            <w:tcBorders>
+              <w:top w:val="single" w:sz="2" w:space="0" w:color="C8C8C8"/>
+              <w:left w:val="single" w:sz="2" w:space="0" w:color="C8C8C8"/>
+              <w:bottom w:val="single" w:sz="2" w:space="0" w:color="C8C8C8"/>
+              <w:right w:val="single" w:sz="2" w:space="0" w:color="C8C8C8"/>
+            </w:tcBorders>
+          </w:tcPr>
+          <w:p>
+            <w:pPr>
+              <w:spacing w:after="20" w:before="20"/>
+            </w:pPr>
+            <w:r>
+              <w:rPr>
+                <w:rFonts w:ascii="Calibri" w:hAnsi="Calibri"/>
+                <w:b w:val="0"/>
+                <w:i w:val="0"/>
+                <w:color w:val="1A1A1A"/>
+                <w:sz w:val="18"/>
+              </w:rPr>
+              <w:t>Plan</w:t>
+            </w:r>
+          </w:p>
+        </w:tc>
+        <w:tc>
+          <w:tcPr>
+            <w:tcW w:type="dxa" w:w="5329"/>
+            <w:tcBorders>
+              <w:top w:val="single" w:sz="2" w:space="0" w:color="C8C8C8"/>
+              <w:left w:val="single" w:sz="2" w:space="0" w:color="C8C8C8"/>
+              <w:bottom w:val="single" w:sz="2" w:space="0" w:color="C8C8C8"/>
+              <w:right w:val="single" w:sz="2" w:space="0" w:color="C8C8C8"/>
+            </w:tcBorders>
+          </w:tcPr>
+          <w:p>
+            <w:pPr>
+              <w:spacing w:after="20" w:before="20"/>
+            </w:pPr>
+            <w:r>
+              <w:rPr>
+                <w:rFonts w:ascii="Calibri" w:hAnsi="Calibri"/>
+                <w:b w:val="0"/>
+                <w:i w:val="0"/>
+                <w:color w:val="1A1A1A"/>
+                <w:sz w:val="18"/>
+              </w:rPr>
+              <w:t>One portfolio plan: the stated inputs, the selected set with entry years, the projection, the flags and the narrative</w:t>
+            </w:r>
+          </w:p>
+        </w:tc>
+        <w:tc>
+          <w:tcPr>
+            <w:tcW w:type="dxa" w:w="2381"/>
+            <w:tcBorders>
+              <w:top w:val="single" w:sz="2" w:space="0" w:color="C8C8C8"/>
+              <w:left w:val="single" w:sz="2" w:space="0" w:color="C8C8C8"/>
+              <w:bottom w:val="single" w:sz="2" w:space="0" w:color="C8C8C8"/>
+              <w:right w:val="single" w:sz="2" w:space="0" w:color="C8C8C8"/>
+            </w:tcBorders>
+          </w:tcPr>
+          <w:p>
+            <w:pPr>
+              <w:spacing w:after="20" w:before="20"/>
+            </w:pPr>
+            <w:r>
+              <w:rPr>
+                <w:rFonts w:ascii="Calibri" w:hAnsi="Calibri"/>
+                <w:b w:val="0"/>
+                <w:i w:val="0"/>
+                <w:color w:val="1A1A1A"/>
+                <w:sz w:val="18"/>
+              </w:rPr>
+              <w:t>A fingerprint of the inputs and the assumption versions — so a plan is immutable</w:t>
+            </w:r>
+          </w:p>
+        </w:tc>
+      </w:tr>
+      <w:tr>
+        <w:tc>
+          <w:tcPr>
+            <w:tcW w:type="dxa" w:w="1701"/>
+            <w:shd w:val="clear" w:color="auto" w:fill="F2F2F2"/>
+            <w:tcBorders>
+              <w:top w:val="single" w:sz="2" w:space="0" w:color="C8C8C8"/>
+              <w:left w:val="single" w:sz="2" w:space="0" w:color="C8C8C8"/>
+              <w:bottom w:val="single" w:sz="2" w:space="0" w:color="C8C8C8"/>
+              <w:right w:val="single" w:sz="2" w:space="0" w:color="C8C8C8"/>
+            </w:tcBorders>
+          </w:tcPr>
+          <w:p>
+            <w:pPr>
+              <w:spacing w:after="20" w:before="20"/>
+            </w:pPr>
+            <w:r>
+              <w:rPr>
+                <w:rFonts w:ascii="Calibri" w:hAnsi="Calibri"/>
+                <w:b w:val="0"/>
+                <w:i w:val="0"/>
+                <w:color w:val="1A1A1A"/>
+                <w:sz w:val="18"/>
+              </w:rPr>
+              <w:t>Plan selection</w:t>
+            </w:r>
+          </w:p>
+        </w:tc>
+        <w:tc>
+          <w:tcPr>
+            <w:tcW w:type="dxa" w:w="5329"/>
+            <w:shd w:val="clear" w:color="auto" w:fill="F2F2F2"/>
+            <w:tcBorders>
+              <w:top w:val="single" w:sz="2" w:space="0" w:color="C8C8C8"/>
+              <w:left w:val="single" w:sz="2" w:space="0" w:color="C8C8C8"/>
+              <w:bottom w:val="single" w:sz="2" w:space="0" w:color="C8C8C8"/>
+              <w:right w:val="single" w:sz="2" w:space="0" w:color="C8C8C8"/>
+            </w:tcBorders>
+          </w:tcPr>
+          <w:p>
+            <w:pPr>
+              <w:spacing w:after="20" w:before="20"/>
+            </w:pPr>
+            <w:r>
+              <w:rPr>
+                <w:rFonts w:ascii="Calibri" w:hAnsi="Calibri"/>
+                <w:b w:val="0"/>
+                <w:i w:val="0"/>
+                <w:color w:val="1A1A1A"/>
+                <w:sz w:val="18"/>
+              </w:rPr>
+              <w:t>One selected space within one plan: its entry year, margin band, overlap discount and capability pool</w:t>
+            </w:r>
+          </w:p>
+        </w:tc>
+        <w:tc>
+          <w:tcPr>
+            <w:tcW w:type="dxa" w:w="2381"/>
+            <w:shd w:val="clear" w:color="auto" w:fill="F2F2F2"/>
+            <w:tcBorders>
+              <w:top w:val="single" w:sz="2" w:space="0" w:color="C8C8C8"/>
+              <w:left w:val="single" w:sz="2" w:space="0" w:color="C8C8C8"/>
+              <w:bottom w:val="single" w:sz="2" w:space="0" w:color="C8C8C8"/>
+              <w:right w:val="single" w:sz="2" w:space="0" w:color="C8C8C8"/>
+            </w:tcBorders>
+          </w:tcPr>
+          <w:p>
+            <w:pPr>
+              <w:spacing w:after="20" w:before="20"/>
+            </w:pPr>
+            <w:r>
+              <w:rPr>
+                <w:rFonts w:ascii="Calibri" w:hAnsi="Calibri"/>
+                <w:b w:val="0"/>
+                <w:i w:val="0"/>
+                <w:color w:val="1A1A1A"/>
+                <w:sz w:val="18"/>
+              </w:rPr>
+              <w:t>Plan + topic</w:t>
+            </w:r>
+          </w:p>
+        </w:tc>
+      </w:tr>
+      <w:tr>
+        <w:tc>
+          <w:tcPr>
+            <w:tcW w:type="dxa" w:w="1701"/>
+            <w:tcBorders>
+              <w:top w:val="single" w:sz="2" w:space="0" w:color="C8C8C8"/>
+              <w:left w:val="single" w:sz="2" w:space="0" w:color="C8C8C8"/>
+              <w:bottom w:val="single" w:sz="2" w:space="0" w:color="C8C8C8"/>
+              <w:right w:val="single" w:sz="2" w:space="0" w:color="C8C8C8"/>
+            </w:tcBorders>
+          </w:tcPr>
+          <w:p>
+            <w:pPr>
+              <w:spacing w:after="20" w:before="20"/>
+            </w:pPr>
+            <w:r>
+              <w:rPr>
+                <w:rFonts w:ascii="Calibri" w:hAnsi="Calibri"/>
+                <w:b w:val="0"/>
+                <w:i w:val="0"/>
+                <w:color w:val="1A1A1A"/>
+                <w:sz w:val="18"/>
+              </w:rPr>
+              <w:t>Collateral</w:t>
+            </w:r>
+          </w:p>
+        </w:tc>
+        <w:tc>
+          <w:tcPr>
+            <w:tcW w:type="dxa" w:w="5329"/>
+            <w:tcBorders>
+              <w:top w:val="single" w:sz="2" w:space="0" w:color="C8C8C8"/>
+              <w:left w:val="single" w:sz="2" w:space="0" w:color="C8C8C8"/>
+              <w:bottom w:val="single" w:sz="2" w:space="0" w:color="C8C8C8"/>
+              <w:right w:val="single" w:sz="2" w:space="0" w:color="C8C8C8"/>
+            </w:tcBorders>
+          </w:tcPr>
+          <w:p>
+            <w:pPr>
+              <w:spacing w:after="20" w:before="20"/>
+            </w:pPr>
+            <w:r>
+              <w:rPr>
+                <w:rFonts w:ascii="Calibri" w:hAnsi="Calibri"/>
+                <w:b w:val="0"/>
+                <w:i w:val="0"/>
+                <w:color w:val="1A1A1A"/>
+                <w:sz w:val="18"/>
+              </w:rPr>
+              <w:t>One built pre-sales piece, recorded with the versions of everything it printed</w:t>
+            </w:r>
+          </w:p>
+        </w:tc>
+        <w:tc>
+          <w:tcPr>
+            <w:tcW w:type="dxa" w:w="2381"/>
+            <w:tcBorders>
+              <w:top w:val="single" w:sz="2" w:space="0" w:color="C8C8C8"/>
+              <w:left w:val="single" w:sz="2" w:space="0" w:color="C8C8C8"/>
+              <w:bottom w:val="single" w:sz="2" w:space="0" w:color="C8C8C8"/>
+              <w:right w:val="single" w:sz="2" w:space="0" w:color="C8C8C8"/>
+            </w:tcBorders>
+          </w:tcPr>
+          <w:p>
+            <w:pPr>
+              <w:spacing w:after="20" w:before="20"/>
+            </w:pPr>
+            <w:r>
+              <w:rPr>
+                <w:rFonts w:ascii="Calibri" w:hAnsi="Calibri"/>
+                <w:b w:val="0"/>
+                <w:i w:val="0"/>
+                <w:color w:val="1A1A1A"/>
+                <w:sz w:val="18"/>
+              </w:rPr>
+              <w:t>Topic + kind + format</w:t>
+            </w:r>
+          </w:p>
+        </w:tc>
+      </w:tr>
+      <w:tr>
+        <w:tc>
+          <w:tcPr>
+            <w:tcW w:type="dxa" w:w="1701"/>
+            <w:shd w:val="clear" w:color="auto" w:fill="F2F2F2"/>
+            <w:tcBorders>
+              <w:top w:val="single" w:sz="2" w:space="0" w:color="C8C8C8"/>
+              <w:left w:val="single" w:sz="2" w:space="0" w:color="C8C8C8"/>
+              <w:bottom w:val="single" w:sz="2" w:space="0" w:color="C8C8C8"/>
+              <w:right w:val="single" w:sz="2" w:space="0" w:color="C8C8C8"/>
+            </w:tcBorders>
+          </w:tcPr>
+          <w:p>
+            <w:pPr>
+              <w:spacing w:after="20" w:before="20"/>
+            </w:pPr>
+            <w:r>
+              <w:rPr>
+                <w:rFonts w:ascii="Calibri" w:hAnsi="Calibri"/>
+                <w:b w:val="0"/>
+                <w:i w:val="0"/>
+                <w:color w:val="1A1A1A"/>
+                <w:sz w:val="18"/>
+              </w:rPr>
+              <w:t>User</w:t>
+            </w:r>
+          </w:p>
+        </w:tc>
+        <w:tc>
+          <w:tcPr>
+            <w:tcW w:type="dxa" w:w="5329"/>
+            <w:shd w:val="clear" w:color="auto" w:fill="F2F2F2"/>
+            <w:tcBorders>
+              <w:top w:val="single" w:sz="2" w:space="0" w:color="C8C8C8"/>
+              <w:left w:val="single" w:sz="2" w:space="0" w:color="C8C8C8"/>
+              <w:bottom w:val="single" w:sz="2" w:space="0" w:color="C8C8C8"/>
+              <w:right w:val="single" w:sz="2" w:space="0" w:color="C8C8C8"/>
+            </w:tcBorders>
+          </w:tcPr>
+          <w:p>
+            <w:pPr>
+              <w:spacing w:after="20" w:before="20"/>
+            </w:pPr>
+            <w:r>
+              <w:rPr>
+                <w:rFonts w:ascii="Calibri" w:hAnsi="Calibri"/>
+                <w:b w:val="0"/>
+                <w:i w:val="0"/>
+                <w:color w:val="1A1A1A"/>
+                <w:sz w:val="18"/>
+              </w:rPr>
+              <w:t>Who may sign in. A username and a verifier — never a password</w:t>
+            </w:r>
+          </w:p>
+        </w:tc>
+        <w:tc>
+          <w:tcPr>
+            <w:tcW w:type="dxa" w:w="2381"/>
+            <w:shd w:val="clear" w:color="auto" w:fill="F2F2F2"/>
+            <w:tcBorders>
+              <w:top w:val="single" w:sz="2" w:space="0" w:color="C8C8C8"/>
+              <w:left w:val="single" w:sz="2" w:space="0" w:color="C8C8C8"/>
+              <w:bottom w:val="single" w:sz="2" w:space="0" w:color="C8C8C8"/>
+              <w:right w:val="single" w:sz="2" w:space="0" w:color="C8C8C8"/>
+            </w:tcBorders>
+          </w:tcPr>
+          <w:p>
+            <w:pPr>
+              <w:spacing w:after="20" w:before="20"/>
+            </w:pPr>
+            <w:r>
+              <w:rPr>
+                <w:rFonts w:ascii="Calibri" w:hAnsi="Calibri"/>
+                <w:b w:val="0"/>
+                <w:i w:val="0"/>
+                <w:color w:val="1A1A1A"/>
+                <w:sz w:val="18"/>
+              </w:rPr>
+              <w:t>Username</w:t>
+            </w:r>
+          </w:p>
+        </w:tc>
+      </w:tr>
+      <w:tr>
+        <w:tc>
+          <w:tcPr>
+            <w:tcW w:type="dxa" w:w="1701"/>
+            <w:tcBorders>
+              <w:top w:val="single" w:sz="2" w:space="0" w:color="C8C8C8"/>
+              <w:left w:val="single" w:sz="2" w:space="0" w:color="C8C8C8"/>
+              <w:bottom w:val="single" w:sz="2" w:space="0" w:color="C8C8C8"/>
+              <w:right w:val="single" w:sz="2" w:space="0" w:color="C8C8C8"/>
+            </w:tcBorders>
+          </w:tcPr>
+          <w:p>
+            <w:pPr>
+              <w:spacing w:after="20" w:before="20"/>
+            </w:pPr>
+            <w:r>
+              <w:rPr>
+                <w:rFonts w:ascii="Calibri" w:hAnsi="Calibri"/>
+                <w:b w:val="0"/>
+                <w:i w:val="0"/>
+                <w:color w:val="1A1A1A"/>
+                <w:sz w:val="18"/>
+              </w:rPr>
+              <w:t>Session</w:t>
+            </w:r>
+          </w:p>
+        </w:tc>
+        <w:tc>
+          <w:tcPr>
+            <w:tcW w:type="dxa" w:w="5329"/>
+            <w:tcBorders>
+              <w:top w:val="single" w:sz="2" w:space="0" w:color="C8C8C8"/>
+              <w:left w:val="single" w:sz="2" w:space="0" w:color="C8C8C8"/>
+              <w:bottom w:val="single" w:sz="2" w:space="0" w:color="C8C8C8"/>
+              <w:right w:val="single" w:sz="2" w:space="0" w:color="C8C8C8"/>
+            </w:tcBorders>
+          </w:tcPr>
+          <w:p>
+            <w:pPr>
+              <w:spacing w:after="20" w:before="20"/>
+            </w:pPr>
+            <w:r>
+              <w:rPr>
+                <w:rFonts w:ascii="Calibri" w:hAnsi="Calibri"/>
+                <w:b w:val="0"/>
+                <w:i w:val="0"/>
+                <w:color w:val="1A1A1A"/>
+                <w:sz w:val="18"/>
+              </w:rPr>
+              <w:t>One live sign-in, stored only as the hash of its cookie value</w:t>
+            </w:r>
+          </w:p>
+        </w:tc>
+        <w:tc>
+          <w:tcPr>
+            <w:tcW w:type="dxa" w:w="2381"/>
+            <w:tcBorders>
+              <w:top w:val="single" w:sz="2" w:space="0" w:color="C8C8C8"/>
+              <w:left w:val="single" w:sz="2" w:space="0" w:color="C8C8C8"/>
+              <w:bottom w:val="single" w:sz="2" w:space="0" w:color="C8C8C8"/>
+              <w:right w:val="single" w:sz="2" w:space="0" w:color="C8C8C8"/>
+            </w:tcBorders>
+          </w:tcPr>
+          <w:p>
+            <w:pPr>
+              <w:spacing w:after="20" w:before="20"/>
+            </w:pPr>
+            <w:r>
+              <w:rPr>
+                <w:rFonts w:ascii="Calibri" w:hAnsi="Calibri"/>
+                <w:b w:val="0"/>
+                <w:i w:val="0"/>
+                <w:color w:val="1A1A1A"/>
+                <w:sz w:val="18"/>
+              </w:rPr>
+              <w:t>The hash</w:t>
             </w:r>
           </w:p>
         </w:tc>
